--- a/files/original_student_files/fur7_dv_formulario.docx
+++ b/files/original_student_files/fur7_dv_formulario.docx
@@ -332,8 +332,8 @@
               <w:rPr>
                 <w:rFonts w:ascii="Arial" w:hAnsi="Arial" w:cs="Arial"/>
                 <w:color w:val="000000"/>
-                <w:sz w:val="20"/>
-                <w:szCs w:val="20"/>
+                <w:sz w:val="18"/>
+                <w:szCs w:val="18"/>
               </w:rPr>
               <w:alias w:val="full_name"/>
               <w:tag w:val="full_name"/>
@@ -351,16 +351,16 @@
                   <w:rPr>
                     <w:rFonts w:ascii="Arial" w:hAnsi="Arial" w:cs="Arial"/>
                     <w:color w:val="000000"/>
-                    <w:sz w:val="20"/>
-                    <w:szCs w:val="20"/>
+                    <w:sz w:val="18"/>
+                    <w:szCs w:val="18"/>
                   </w:rPr>
                 </w:pPr>
                 <w:r>
                   <w:rPr>
                     <w:rFonts w:ascii="Arial" w:hAnsi="Arial" w:cs="Arial"/>
                     <w:color w:val="000000"/>
-                    <w:sz w:val="20"/>
-                    <w:szCs w:val="20"/>
+                    <w:sz w:val="18"/>
+                    <w:szCs w:val="18"/>
                     <w:lang w:val="es-CL" w:eastAsia="es-CL"/>
                   </w:rPr>
                   <w:t>Escriba aquí</w:t>
@@ -403,8 +403,8 @@
                 <w:rFonts w:ascii="Arial" w:hAnsi="Arial" w:cs="Arial"/>
                 <w:noProof/>
                 <w:color w:val="000000"/>
-                <w:sz w:val="20"/>
-                <w:szCs w:val="20"/>
+                <w:sz w:val="18"/>
+                <w:szCs w:val="18"/>
               </w:rPr>
               <w:alias w:val="identification_number"/>
               <w:tag w:val="identification_number"/>
@@ -422,16 +422,16 @@
                     <w:rFonts w:ascii="Arial" w:hAnsi="Arial" w:cs="Arial"/>
                     <w:noProof/>
                     <w:color w:val="000000"/>
-                    <w:sz w:val="20"/>
-                    <w:szCs w:val="20"/>
+                    <w:sz w:val="18"/>
+                    <w:szCs w:val="18"/>
                   </w:rPr>
                 </w:pPr>
                 <w:r>
                   <w:rPr>
                     <w:rFonts w:ascii="Arial" w:hAnsi="Arial" w:cs="Arial"/>
                     <w:color w:val="000000"/>
-                    <w:sz w:val="20"/>
-                    <w:szCs w:val="20"/>
+                    <w:sz w:val="18"/>
+                    <w:szCs w:val="18"/>
                     <w:lang w:val="es-CL" w:eastAsia="es-CL"/>
                   </w:rPr>
                   <w:t>Escriba aquí</w:t>
@@ -543,8 +543,8 @@
               <w:rPr>
                 <w:rFonts w:ascii="Arial" w:hAnsi="Arial" w:cs="Arial"/>
                 <w:color w:val="000000"/>
-                <w:sz w:val="20"/>
-                <w:szCs w:val="20"/>
+                <w:sz w:val="18"/>
+                <w:szCs w:val="18"/>
               </w:rPr>
               <w:alias w:val="born_date"/>
               <w:tag w:val="born_date"/>
@@ -561,16 +561,16 @@
                   <w:rPr>
                     <w:rFonts w:ascii="Arial" w:hAnsi="Arial" w:cs="Arial"/>
                     <w:color w:val="000000"/>
-                    <w:sz w:val="20"/>
-                    <w:szCs w:val="20"/>
+                    <w:sz w:val="18"/>
+                    <w:szCs w:val="18"/>
                   </w:rPr>
                 </w:pPr>
                 <w:r>
                   <w:rPr>
                     <w:rFonts w:ascii="Arial" w:hAnsi="Arial" w:cs="Arial"/>
                     <w:color w:val="000000"/>
-                    <w:sz w:val="20"/>
-                    <w:szCs w:val="20"/>
+                    <w:sz w:val="18"/>
+                    <w:szCs w:val="18"/>
                     <w:lang w:val="es-CL" w:eastAsia="es-CL"/>
                   </w:rPr>
                   <w:t>Escriba aquí</w:t>
@@ -606,8 +606,8 @@
               <w:rPr>
                 <w:rFonts w:ascii="Arial" w:hAnsi="Arial" w:cs="Arial"/>
                 <w:color w:val="000000"/>
-                <w:sz w:val="20"/>
-                <w:szCs w:val="20"/>
+                <w:sz w:val="18"/>
+                <w:szCs w:val="18"/>
               </w:rPr>
               <w:alias w:val="age"/>
               <w:tag w:val="age"/>
@@ -624,16 +624,16 @@
                   <w:rPr>
                     <w:rFonts w:ascii="Arial" w:hAnsi="Arial" w:cs="Arial"/>
                     <w:color w:val="000000"/>
-                    <w:sz w:val="20"/>
-                    <w:szCs w:val="20"/>
+                    <w:sz w:val="18"/>
+                    <w:szCs w:val="18"/>
                   </w:rPr>
                 </w:pPr>
                 <w:r>
                   <w:rPr>
                     <w:rFonts w:ascii="Arial" w:hAnsi="Arial" w:cs="Arial"/>
                     <w:color w:val="000000"/>
-                    <w:sz w:val="20"/>
-                    <w:szCs w:val="20"/>
+                    <w:sz w:val="18"/>
+                    <w:szCs w:val="18"/>
                     <w:lang w:val="es-CL" w:eastAsia="es-CL"/>
                   </w:rPr>
                   <w:t>Escriba aquí</w:t>
@@ -668,8 +668,8 @@
               <w:rPr>
                 <w:rFonts w:ascii="Arial" w:hAnsi="Arial" w:cs="Arial"/>
                 <w:color w:val="000000"/>
-                <w:sz w:val="20"/>
-                <w:szCs w:val="20"/>
+                <w:sz w:val="18"/>
+                <w:szCs w:val="18"/>
               </w:rPr>
               <w:alias w:val="current_course"/>
               <w:tag w:val="current_course"/>
@@ -686,16 +686,16 @@
                   <w:rPr>
                     <w:rFonts w:ascii="Arial" w:hAnsi="Arial" w:cs="Arial"/>
                     <w:color w:val="000000"/>
-                    <w:sz w:val="20"/>
-                    <w:szCs w:val="20"/>
+                    <w:sz w:val="18"/>
+                    <w:szCs w:val="18"/>
                   </w:rPr>
                 </w:pPr>
                 <w:r>
                   <w:rPr>
                     <w:rFonts w:ascii="Arial" w:hAnsi="Arial" w:cs="Arial"/>
                     <w:color w:val="000000"/>
-                    <w:sz w:val="20"/>
-                    <w:szCs w:val="20"/>
+                    <w:sz w:val="18"/>
+                    <w:szCs w:val="18"/>
                     <w:lang w:val="es-CL" w:eastAsia="es-CL"/>
                   </w:rPr>
                   <w:t>Escriba aquí</w:t>
@@ -896,8 +896,8 @@
                 <w:rPr>
                   <w:rFonts w:ascii="MS Gothic" w:hAnsi="MS Gothic" w:cs="MS Gothic" w:eastAsia="MS Gothic"/>
                   <w:color w:val="000000"/>
-                  <w:sz w:val="20"/>
-                  <w:szCs w:val="20"/>
+                  <w:sz w:val="18"/>
+                  <w:szCs w:val="18"/>
                 </w:rPr>
                 <w:alias w:val="communication_way__oral"/>
                 <w:tag w:val="communication_way__oral"/>
@@ -914,8 +914,8 @@
                   <w:rPr>
                     <w:rFonts w:ascii="MS Gothic" w:hAnsi="MS Gothic" w:cs="MS Gothic" w:eastAsia="MS Gothic"/>
                     <w:color w:val="000000"/>
-                    <w:sz w:val="20"/>
-                    <w:szCs w:val="20"/>
+                    <w:sz w:val="18"/>
+                    <w:szCs w:val="18"/>
                   </w:rPr>
                   <w:t>☐</w:t>
                 </w:r>
@@ -961,8 +961,8 @@
                 <w:rPr>
                   <w:rFonts w:ascii="MS Gothic" w:hAnsi="MS Gothic" w:cs="MS Gothic" w:eastAsia="MS Gothic"/>
                   <w:color w:val="000000"/>
-                  <w:sz w:val="20"/>
-                  <w:szCs w:val="20"/>
+                  <w:sz w:val="18"/>
+                  <w:szCs w:val="18"/>
                 </w:rPr>
                 <w:alias w:val="communication_way__lengua_senas"/>
                 <w:tag w:val="communication_way__lengua_senas"/>
@@ -979,8 +979,8 @@
                   <w:rPr>
                     <w:rFonts w:ascii="MS Gothic" w:hAnsi="MS Gothic" w:cs="MS Gothic" w:eastAsia="MS Gothic"/>
                     <w:color w:val="000000"/>
-                    <w:sz w:val="20"/>
-                    <w:szCs w:val="20"/>
+                    <w:sz w:val="18"/>
+                    <w:szCs w:val="18"/>
                   </w:rPr>
                   <w:t>☐</w:t>
                 </w:r>
@@ -1028,8 +1028,8 @@
                 <w:rPr>
                   <w:rFonts w:ascii="MS Gothic" w:hAnsi="MS Gothic" w:cs="MS Gothic" w:eastAsia="MS Gothic"/>
                   <w:color w:val="000000"/>
-                  <w:sz w:val="20"/>
-                  <w:szCs w:val="20"/>
+                  <w:sz w:val="18"/>
+                  <w:szCs w:val="18"/>
                   <w:lang w:val="es-ES_tradnl"/>
                 </w:rPr>
                 <w:alias w:val="communication_way__otra"/>
@@ -1047,8 +1047,8 @@
                   <w:rPr>
                     <w:rFonts w:ascii="MS Gothic" w:hAnsi="MS Gothic" w:cs="MS Gothic" w:eastAsia="MS Gothic"/>
                     <w:color w:val="000000"/>
-                    <w:sz w:val="20"/>
-                    <w:szCs w:val="20"/>
+                    <w:sz w:val="18"/>
+                    <w:szCs w:val="18"/>
                     <w:lang w:val="es-ES_tradnl"/>
                   </w:rPr>
                   <w:t>☐</w:t>
@@ -1077,8 +1077,8 @@
                 <w:rPr>
                   <w:rFonts w:ascii="Arial" w:hAnsi="Arial" w:cs="Arial"/>
                   <w:color w:val="000000"/>
-                  <w:sz w:val="20"/>
-                  <w:szCs w:val="20"/>
+                  <w:sz w:val="18"/>
+                  <w:szCs w:val="18"/>
                   <w:lang w:val="es-ES_tradnl"/>
                 </w:rPr>
                 <w:alias w:val="communication_way_other_detail"/>
@@ -1095,8 +1095,8 @@
                   <w:rPr>
                     <w:rFonts w:ascii="Arial" w:hAnsi="Arial" w:cs="Arial"/>
                     <w:color w:val="000000"/>
-                    <w:sz w:val="20"/>
-                    <w:szCs w:val="20"/>
+                    <w:sz w:val="18"/>
+                    <w:szCs w:val="18"/>
                     <w:lang w:val="es-CL" w:eastAsia="es-CL"/>
                   </w:rPr>
                   <w:t>Escriba aquí</w:t>
@@ -1183,8 +1183,8 @@
               <w:rPr>
                 <w:rFonts w:ascii="Arial" w:hAnsi="Arial" w:cs="Arial"/>
                 <w:color w:val="000000"/>
-                <w:sz w:val="20"/>
-                <w:szCs w:val="20"/>
+                <w:sz w:val="18"/>
+                <w:szCs w:val="18"/>
               </w:rPr>
               <w:alias w:val="establishment_name"/>
               <w:tag w:val="establishment_name"/>
@@ -1201,16 +1201,16 @@
                   <w:rPr>
                     <w:rFonts w:ascii="Arial" w:hAnsi="Arial" w:cs="Arial"/>
                     <w:color w:val="000000"/>
-                    <w:sz w:val="20"/>
-                    <w:szCs w:val="20"/>
+                    <w:sz w:val="18"/>
+                    <w:szCs w:val="18"/>
                   </w:rPr>
                 </w:pPr>
                 <w:r>
                   <w:rPr>
                     <w:rFonts w:ascii="Arial" w:hAnsi="Arial" w:cs="Arial"/>
                     <w:color w:val="000000"/>
-                    <w:sz w:val="20"/>
-                    <w:szCs w:val="20"/>
+                    <w:sz w:val="18"/>
+                    <w:szCs w:val="18"/>
                     <w:lang w:val="es-CL" w:eastAsia="es-CL"/>
                   </w:rPr>
                   <w:t>Escriba aquí</w:t>
@@ -1245,8 +1245,8 @@
               <w:rPr>
                 <w:rFonts w:ascii="Arial" w:hAnsi="Arial" w:cs="Arial"/>
                 <w:color w:val="000000"/>
-                <w:sz w:val="20"/>
-                <w:szCs w:val="20"/>
+                <w:sz w:val="18"/>
+                <w:szCs w:val="18"/>
               </w:rPr>
               <w:alias w:val="rbd"/>
               <w:tag w:val="rbd"/>
@@ -1265,16 +1265,16 @@
                   <w:rPr>
                     <w:rFonts w:ascii="Arial" w:hAnsi="Arial" w:cs="Arial"/>
                     <w:color w:val="000000"/>
-                    <w:sz w:val="20"/>
-                    <w:szCs w:val="20"/>
+                    <w:sz w:val="18"/>
+                    <w:szCs w:val="18"/>
                   </w:rPr>
                 </w:pPr>
                 <w:r>
                   <w:rPr>
                     <w:rFonts w:ascii="Arial" w:hAnsi="Arial" w:cs="Arial"/>
                     <w:color w:val="000000"/>
-                    <w:sz w:val="20"/>
-                    <w:szCs w:val="20"/>
+                    <w:sz w:val="18"/>
+                    <w:szCs w:val="18"/>
                     <w:lang w:val="es-CL" w:eastAsia="es-CL"/>
                   </w:rPr>
                   <w:t>Escriba aquí</w:t>
@@ -1297,8 +1297,8 @@
             <w:rPr>
               <w:rFonts w:ascii="Arial" w:hAnsi="Arial" w:cs="Arial"/>
               <w:color w:val="000000"/>
-              <w:sz w:val="20"/>
-              <w:szCs w:val="20"/>
+              <w:sz w:val="18"/>
+              <w:szCs w:val="18"/>
             </w:rPr>
             <w:alias w:val="director_signature"/>
             <w:tag w:val="director_signature"/>
@@ -1327,16 +1327,16 @@
                   <w:rPr>
                     <w:rFonts w:ascii="Arial" w:hAnsi="Arial" w:cs="Arial"/>
                     <w:color w:val="000000"/>
-                    <w:sz w:val="20"/>
-                    <w:szCs w:val="20"/>
+                    <w:sz w:val="18"/>
+                    <w:szCs w:val="18"/>
                   </w:rPr>
                 </w:pPr>
                 <w:r>
                   <w:rPr>
                     <w:rFonts w:ascii="Arial" w:hAnsi="Arial" w:cs="Arial"/>
                     <w:color w:val="000000"/>
-                    <w:sz w:val="20"/>
-                    <w:szCs w:val="20"/>
+                    <w:sz w:val="18"/>
+                    <w:szCs w:val="18"/>
                     <w:lang w:val="es-CL" w:eastAsia="es-CL"/>
                   </w:rPr>
                   <w:t>Escriba aquí</w:t>
@@ -1361,8 +1361,8 @@
               <w:rPr>
                 <w:rFonts w:ascii="Arial" w:hAnsi="Arial" w:cs="Arial"/>
                 <w:color w:val="000000"/>
-                <w:sz w:val="20"/>
-                <w:szCs w:val="20"/>
+                <w:sz w:val="18"/>
+                <w:szCs w:val="18"/>
               </w:rPr>
               <w:alias w:val="professional_id"/>
               <w:tag w:val="professional_id"/>
@@ -1379,16 +1379,16 @@
                   <w:rPr>
                     <w:rFonts w:ascii="Arial" w:hAnsi="Arial" w:cs="Arial"/>
                     <w:color w:val="000000"/>
-                    <w:sz w:val="20"/>
-                    <w:szCs w:val="20"/>
+                    <w:sz w:val="18"/>
+                    <w:szCs w:val="18"/>
                   </w:rPr>
                 </w:pPr>
                 <w:r>
                   <w:rPr>
                     <w:rFonts w:ascii="Arial" w:hAnsi="Arial" w:cs="Arial"/>
                     <w:color w:val="000000"/>
-                    <w:sz w:val="20"/>
-                    <w:szCs w:val="20"/>
+                    <w:sz w:val="18"/>
+                    <w:szCs w:val="18"/>
                     <w:lang w:val="es-CL" w:eastAsia="es-CL"/>
                   </w:rPr>
                   <w:t>Escriba aquí</w:t>
@@ -1713,8 +1713,8 @@
               <w:rPr>
                 <w:rFonts w:ascii="Arial" w:hAnsi="Arial" w:cs="Arial"/>
                 <w:color w:val="000000"/>
-                <w:sz w:val="20"/>
-                <w:szCs w:val="20"/>
+                <w:sz w:val="18"/>
+                <w:szCs w:val="18"/>
               </w:rPr>
               <w:alias w:val="professional_identification_number"/>
               <w:tag w:val="professional_identification_number"/>
@@ -1731,16 +1731,16 @@
                   <w:rPr>
                     <w:rFonts w:ascii="Arial" w:hAnsi="Arial" w:cs="Arial"/>
                     <w:color w:val="000000"/>
-                    <w:sz w:val="20"/>
-                    <w:szCs w:val="20"/>
+                    <w:sz w:val="18"/>
+                    <w:szCs w:val="18"/>
                   </w:rPr>
                 </w:pPr>
                 <w:r>
                   <w:rPr>
                     <w:rFonts w:ascii="Arial" w:hAnsi="Arial" w:cs="Arial"/>
                     <w:color w:val="000000"/>
-                    <w:sz w:val="20"/>
-                    <w:szCs w:val="20"/>
+                    <w:sz w:val="18"/>
+                    <w:szCs w:val="18"/>
                     <w:lang w:val="es-CL" w:eastAsia="es-CL"/>
                   </w:rPr>
                   <w:t>Escriba aquí</w:t>
@@ -1799,8 +1799,8 @@
               <w:rPr>
                 <w:rFonts w:ascii="Arial" w:hAnsi="Arial" w:cs="Arial"/>
                 <w:color w:val="000000"/>
-                <w:sz w:val="20"/>
-                <w:szCs w:val="20"/>
+                <w:sz w:val="18"/>
+                <w:szCs w:val="18"/>
               </w:rPr>
               <w:alias w:val="profession_specialty_id"/>
               <w:tag w:val="profession_specialty_id"/>
@@ -1817,16 +1817,16 @@
                   <w:rPr>
                     <w:rFonts w:ascii="Arial" w:hAnsi="Arial" w:cs="Arial"/>
                     <w:color w:val="000000"/>
-                    <w:sz w:val="20"/>
-                    <w:szCs w:val="20"/>
+                    <w:sz w:val="18"/>
+                    <w:szCs w:val="18"/>
                   </w:rPr>
                 </w:pPr>
                 <w:r>
                   <w:rPr>
                     <w:rFonts w:ascii="Arial" w:hAnsi="Arial" w:cs="Arial"/>
                     <w:color w:val="000000"/>
-                    <w:sz w:val="20"/>
-                    <w:szCs w:val="20"/>
+                    <w:sz w:val="18"/>
+                    <w:szCs w:val="18"/>
                     <w:lang w:val="es-CL" w:eastAsia="es-CL"/>
                   </w:rPr>
                   <w:t>Escriba aquí</w:t>
@@ -1955,8 +1955,8 @@
               <w:rPr>
                 <w:rFonts w:ascii="Arial" w:hAnsi="Arial" w:cs="Arial"/>
                 <w:color w:val="000000"/>
-                <w:sz w:val="20"/>
-                <w:szCs w:val="20"/>
+                <w:sz w:val="18"/>
+                <w:szCs w:val="18"/>
               </w:rPr>
               <w:alias w:val="contact_phone"/>
               <w:tag w:val="contact_phone"/>
@@ -1973,16 +1973,16 @@
                   <w:rPr>
                     <w:rFonts w:ascii="Arial" w:hAnsi="Arial" w:cs="Arial"/>
                     <w:color w:val="000000"/>
-                    <w:sz w:val="20"/>
-                    <w:szCs w:val="20"/>
+                    <w:sz w:val="18"/>
+                    <w:szCs w:val="18"/>
                   </w:rPr>
                 </w:pPr>
                 <w:r>
                   <w:rPr>
                     <w:rFonts w:ascii="Arial" w:hAnsi="Arial" w:cs="Arial"/>
                     <w:color w:val="000000"/>
-                    <w:sz w:val="20"/>
-                    <w:szCs w:val="20"/>
+                    <w:sz w:val="18"/>
+                    <w:szCs w:val="18"/>
                     <w:lang w:val="es-CL" w:eastAsia="es-CL"/>
                   </w:rPr>
                   <w:t>Escriba aquí</w:t>
@@ -2016,8 +2016,8 @@
               <w:rPr>
                 <w:rFonts w:ascii="Arial" w:hAnsi="Arial" w:cs="Arial"/>
                 <w:color w:val="000000"/>
-                <w:sz w:val="20"/>
-                <w:szCs w:val="20"/>
+                <w:sz w:val="18"/>
+                <w:szCs w:val="18"/>
               </w:rPr>
               <w:alias w:val="contact_email"/>
               <w:tag w:val="contact_email"/>
@@ -2034,16 +2034,16 @@
                   <w:rPr>
                     <w:rFonts w:ascii="Arial" w:hAnsi="Arial" w:cs="Arial"/>
                     <w:color w:val="000000"/>
-                    <w:sz w:val="20"/>
-                    <w:szCs w:val="20"/>
+                    <w:sz w:val="18"/>
+                    <w:szCs w:val="18"/>
                   </w:rPr>
                 </w:pPr>
                 <w:r>
                   <w:rPr>
                     <w:rFonts w:ascii="Arial" w:hAnsi="Arial" w:cs="Arial"/>
                     <w:color w:val="000000"/>
-                    <w:sz w:val="20"/>
-                    <w:szCs w:val="20"/>
+                    <w:sz w:val="18"/>
+                    <w:szCs w:val="18"/>
                     <w:lang w:val="es-CL" w:eastAsia="es-CL"/>
                   </w:rPr>
                   <w:t>Escriba aquí</w:t>
@@ -2077,8 +2077,8 @@
               <w:rPr>
                 <w:rFonts w:ascii="Arial" w:hAnsi="Arial" w:cs="Arial"/>
                 <w:color w:val="000000"/>
-                <w:sz w:val="20"/>
-                <w:szCs w:val="20"/>
+                <w:sz w:val="18"/>
+                <w:szCs w:val="18"/>
               </w:rPr>
               <w:alias w:val="professional_signature"/>
               <w:tag w:val="professional_signature"/>
@@ -2095,16 +2095,16 @@
                   <w:rPr>
                     <w:rFonts w:ascii="Arial" w:hAnsi="Arial" w:cs="Arial"/>
                     <w:color w:val="000000"/>
-                    <w:sz w:val="20"/>
-                    <w:szCs w:val="20"/>
+                    <w:sz w:val="18"/>
+                    <w:szCs w:val="18"/>
                   </w:rPr>
                 </w:pPr>
                 <w:r>
                   <w:rPr>
                     <w:rFonts w:ascii="Arial" w:hAnsi="Arial" w:cs="Arial"/>
                     <w:color w:val="000000"/>
-                    <w:sz w:val="20"/>
-                    <w:szCs w:val="20"/>
+                    <w:sz w:val="18"/>
+                    <w:szCs w:val="18"/>
                     <w:lang w:val="es-CL" w:eastAsia="es-CL"/>
                   </w:rPr>
                   <w:t>Escriba aquí</w:t>
@@ -2252,8 +2252,8 @@
               <w:rPr>
                 <w:rFonts w:ascii="Arial" w:hAnsi="Arial" w:cs="Arial"/>
                 <w:color w:val="000000"/>
-                <w:sz w:val="20"/>
-                <w:szCs w:val="20"/>
+                <w:sz w:val="18"/>
+                <w:szCs w:val="18"/>
               </w:rPr>
               <w:alias w:val="registration_date"/>
               <w:tag w:val="registration_date"/>
@@ -2270,16 +2270,16 @@
                   <w:rPr>
                     <w:rFonts w:ascii="Arial" w:hAnsi="Arial" w:cs="Arial"/>
                     <w:color w:val="000000"/>
-                    <w:sz w:val="20"/>
-                    <w:szCs w:val="20"/>
+                    <w:sz w:val="18"/>
+                    <w:szCs w:val="18"/>
                   </w:rPr>
                 </w:pPr>
                 <w:r>
                   <w:rPr>
                     <w:rFonts w:ascii="Arial" w:hAnsi="Arial" w:cs="Arial"/>
                     <w:color w:val="000000"/>
-                    <w:sz w:val="20"/>
-                    <w:szCs w:val="20"/>
+                    <w:sz w:val="18"/>
+                    <w:szCs w:val="18"/>
                     <w:lang w:val="es-CL" w:eastAsia="es-CL"/>
                   </w:rPr>
                   <w:t>Escriba aquí</w:t>
@@ -2332,8 +2332,8 @@
             <w:rPr>
               <w:rFonts w:ascii="Arial" w:hAnsi="Arial" w:cs="Arial"/>
               <w:color w:val="000000"/>
-              <w:sz w:val="20"/>
-              <w:szCs w:val="20"/>
+              <w:sz w:val="18"/>
+              <w:szCs w:val="18"/>
             </w:rPr>
             <w:alias w:val="participating_professionals[0].professional_id"/>
             <w:tag w:val="participating_professionals[0].professional_id"/>
@@ -2360,16 +2360,16 @@
                   <w:rPr>
                     <w:rFonts w:ascii="Arial" w:hAnsi="Arial" w:cs="Arial"/>
                     <w:color w:val="000000"/>
-                    <w:sz w:val="20"/>
-                    <w:szCs w:val="20"/>
+                    <w:sz w:val="18"/>
+                    <w:szCs w:val="18"/>
                   </w:rPr>
                 </w:pPr>
                 <w:r>
                   <w:rPr>
                     <w:rFonts w:ascii="Arial" w:hAnsi="Arial" w:cs="Arial"/>
                     <w:color w:val="000000"/>
-                    <w:sz w:val="20"/>
-                    <w:szCs w:val="20"/>
+                    <w:sz w:val="18"/>
+                    <w:szCs w:val="18"/>
                     <w:lang w:val="es-CL" w:eastAsia="es-CL"/>
                   </w:rPr>
                   <w:t>Escriba aquí</w:t>
@@ -2686,8 +2686,8 @@
               <w:rPr>
                 <w:rFonts w:ascii="Arial" w:hAnsi="Arial" w:cs="Arial"/>
                 <w:color w:val="000000"/>
-                <w:sz w:val="20"/>
-                <w:szCs w:val="20"/>
+                <w:sz w:val="18"/>
+                <w:szCs w:val="18"/>
               </w:rPr>
               <w:alias w:val="participating_professionals[0].profession_id"/>
               <w:tag w:val="participating_professionals[0].profession_id"/>
@@ -2704,16 +2704,16 @@
                   <w:rPr>
                     <w:rFonts w:ascii="Arial" w:hAnsi="Arial" w:cs="Arial"/>
                     <w:color w:val="000000"/>
-                    <w:sz w:val="20"/>
-                    <w:szCs w:val="20"/>
+                    <w:sz w:val="18"/>
+                    <w:szCs w:val="18"/>
                   </w:rPr>
                 </w:pPr>
                 <w:r>
                   <w:rPr>
                     <w:rFonts w:ascii="Arial" w:hAnsi="Arial" w:cs="Arial"/>
                     <w:color w:val="000000"/>
-                    <w:sz w:val="20"/>
-                    <w:szCs w:val="20"/>
+                    <w:sz w:val="18"/>
+                    <w:szCs w:val="18"/>
                     <w:lang w:val="es-CL" w:eastAsia="es-CL"/>
                   </w:rPr>
                   <w:t>Escriba aquí</w:t>
@@ -2907,8 +2907,8 @@
             <w:rPr>
               <w:rFonts w:ascii="Arial" w:hAnsi="Arial" w:cs="Arial"/>
               <w:color w:val="000000"/>
-              <w:sz w:val="20"/>
-              <w:szCs w:val="20"/>
+              <w:sz w:val="18"/>
+              <w:szCs w:val="18"/>
             </w:rPr>
             <w:alias w:val="participating_professionals[0].phone_email"/>
             <w:tag w:val="participating_professionals[0].phone_email"/>
@@ -2930,16 +2930,16 @@
                   <w:rPr>
                     <w:rFonts w:ascii="Arial" w:hAnsi="Arial" w:cs="Arial"/>
                     <w:color w:val="000000"/>
-                    <w:sz w:val="20"/>
-                    <w:szCs w:val="20"/>
+                    <w:sz w:val="18"/>
+                    <w:szCs w:val="18"/>
                   </w:rPr>
                 </w:pPr>
                 <w:r>
                   <w:rPr>
                     <w:rFonts w:ascii="Arial" w:hAnsi="Arial" w:cs="Arial"/>
                     <w:color w:val="000000"/>
-                    <w:sz w:val="20"/>
-                    <w:szCs w:val="20"/>
+                    <w:sz w:val="18"/>
+                    <w:szCs w:val="18"/>
                     <w:lang w:val="es-CL" w:eastAsia="es-CL"/>
                   </w:rPr>
                   <w:t>Escriba aquí</w:t>
@@ -2953,8 +2953,8 @@
             <w:rPr>
               <w:rFonts w:ascii="Arial" w:hAnsi="Arial" w:cs="Arial"/>
               <w:color w:val="000000"/>
-              <w:sz w:val="20"/>
-              <w:szCs w:val="20"/>
+              <w:sz w:val="18"/>
+              <w:szCs w:val="18"/>
             </w:rPr>
             <w:alias w:val="participating_professionals[0].professional_registration"/>
             <w:tag w:val="participating_professionals[0].professional_registration"/>
@@ -2976,16 +2976,16 @@
                   <w:rPr>
                     <w:rFonts w:ascii="Arial" w:hAnsi="Arial" w:cs="Arial"/>
                     <w:color w:val="000000"/>
-                    <w:sz w:val="20"/>
-                    <w:szCs w:val="20"/>
+                    <w:sz w:val="18"/>
+                    <w:szCs w:val="18"/>
                   </w:rPr>
                 </w:pPr>
                 <w:r>
                   <w:rPr>
                     <w:rFonts w:ascii="Arial" w:hAnsi="Arial" w:cs="Arial"/>
                     <w:color w:val="000000"/>
-                    <w:sz w:val="20"/>
-                    <w:szCs w:val="20"/>
+                    <w:sz w:val="18"/>
+                    <w:szCs w:val="18"/>
                     <w:lang w:val="es-CL" w:eastAsia="es-CL"/>
                   </w:rPr>
                   <w:t>Escriba aquí</w:t>
@@ -2999,8 +2999,8 @@
             <w:rPr>
               <w:rFonts w:ascii="Arial" w:hAnsi="Arial" w:cs="Arial"/>
               <w:color w:val="000000"/>
-              <w:sz w:val="20"/>
-              <w:szCs w:val="20"/>
+              <w:sz w:val="18"/>
+              <w:szCs w:val="18"/>
             </w:rPr>
             <w:alias w:val="participating_professionals[1].professional_id"/>
             <w:tag w:val="participating_professionals[1].professional_id"/>
@@ -3022,16 +3022,16 @@
                   <w:rPr>
                     <w:rFonts w:ascii="Arial" w:hAnsi="Arial" w:cs="Arial"/>
                     <w:color w:val="000000"/>
-                    <w:sz w:val="20"/>
-                    <w:szCs w:val="20"/>
+                    <w:sz w:val="18"/>
+                    <w:szCs w:val="18"/>
                   </w:rPr>
                 </w:pPr>
                 <w:r>
                   <w:rPr>
                     <w:rFonts w:ascii="Arial" w:hAnsi="Arial" w:cs="Arial"/>
                     <w:color w:val="000000"/>
-                    <w:sz w:val="20"/>
-                    <w:szCs w:val="20"/>
+                    <w:sz w:val="18"/>
+                    <w:szCs w:val="18"/>
                     <w:lang w:val="es-CL" w:eastAsia="es-CL"/>
                   </w:rPr>
                   <w:t>Escriba aquí</w:t>
@@ -3051,8 +3051,8 @@
             <w:rPr>
               <w:rFonts w:ascii="Arial" w:hAnsi="Arial" w:cs="Arial"/>
               <w:color w:val="000000"/>
-              <w:sz w:val="20"/>
-              <w:szCs w:val="20"/>
+              <w:sz w:val="18"/>
+              <w:szCs w:val="18"/>
             </w:rPr>
             <w:alias w:val="participating_professionals[1].profession_id"/>
             <w:tag w:val="participating_professionals[1].profession_id"/>
@@ -3074,16 +3074,16 @@
                   <w:rPr>
                     <w:rFonts w:ascii="Arial" w:hAnsi="Arial" w:cs="Arial"/>
                     <w:color w:val="000000"/>
-                    <w:sz w:val="20"/>
-                    <w:szCs w:val="20"/>
+                    <w:sz w:val="18"/>
+                    <w:szCs w:val="18"/>
                   </w:rPr>
                 </w:pPr>
                 <w:r>
                   <w:rPr>
                     <w:rFonts w:ascii="Arial" w:hAnsi="Arial" w:cs="Arial"/>
                     <w:color w:val="000000"/>
-                    <w:sz w:val="20"/>
-                    <w:szCs w:val="20"/>
+                    <w:sz w:val="18"/>
+                    <w:szCs w:val="18"/>
                     <w:lang w:val="es-CL" w:eastAsia="es-CL"/>
                   </w:rPr>
                   <w:t>Escriba aquí</w:t>
@@ -3097,8 +3097,8 @@
             <w:rPr>
               <w:rFonts w:ascii="Arial" w:hAnsi="Arial" w:cs="Arial"/>
               <w:color w:val="000000"/>
-              <w:sz w:val="20"/>
-              <w:szCs w:val="20"/>
+              <w:sz w:val="18"/>
+              <w:szCs w:val="18"/>
             </w:rPr>
             <w:alias w:val="participating_professionals[1].phone_email"/>
             <w:tag w:val="participating_professionals[1].phone_email"/>
@@ -3120,16 +3120,16 @@
                   <w:rPr>
                     <w:rFonts w:ascii="Arial" w:hAnsi="Arial" w:cs="Arial"/>
                     <w:color w:val="000000"/>
-                    <w:sz w:val="20"/>
-                    <w:szCs w:val="20"/>
+                    <w:sz w:val="18"/>
+                    <w:szCs w:val="18"/>
                   </w:rPr>
                 </w:pPr>
                 <w:r>
                   <w:rPr>
                     <w:rFonts w:ascii="Arial" w:hAnsi="Arial" w:cs="Arial"/>
                     <w:color w:val="000000"/>
-                    <w:sz w:val="20"/>
-                    <w:szCs w:val="20"/>
+                    <w:sz w:val="18"/>
+                    <w:szCs w:val="18"/>
                     <w:lang w:val="es-CL" w:eastAsia="es-CL"/>
                   </w:rPr>
                   <w:t>Escriba aquí</w:t>
@@ -3143,8 +3143,8 @@
             <w:rPr>
               <w:rFonts w:ascii="Arial" w:hAnsi="Arial" w:cs="Arial"/>
               <w:color w:val="000000"/>
-              <w:sz w:val="20"/>
-              <w:szCs w:val="20"/>
+              <w:sz w:val="18"/>
+              <w:szCs w:val="18"/>
             </w:rPr>
             <w:alias w:val="participating_professionals[1].professional_registration"/>
             <w:tag w:val="participating_professionals[1].professional_registration"/>
@@ -3166,16 +3166,16 @@
                   <w:rPr>
                     <w:rFonts w:ascii="Arial" w:hAnsi="Arial" w:cs="Arial"/>
                     <w:color w:val="000000"/>
-                    <w:sz w:val="20"/>
-                    <w:szCs w:val="20"/>
+                    <w:sz w:val="18"/>
+                    <w:szCs w:val="18"/>
                   </w:rPr>
                 </w:pPr>
                 <w:r>
                   <w:rPr>
                     <w:rFonts w:ascii="Arial" w:hAnsi="Arial" w:cs="Arial"/>
                     <w:color w:val="000000"/>
-                    <w:sz w:val="20"/>
-                    <w:szCs w:val="20"/>
+                    <w:sz w:val="18"/>
+                    <w:szCs w:val="18"/>
                     <w:lang w:val="es-CL" w:eastAsia="es-CL"/>
                   </w:rPr>
                   <w:t>Escriba aquí</w:t>
@@ -3189,8 +3189,8 @@
             <w:rPr>
               <w:rFonts w:ascii="Arial" w:hAnsi="Arial" w:cs="Arial"/>
               <w:color w:val="000000"/>
-              <w:sz w:val="20"/>
-              <w:szCs w:val="20"/>
+              <w:sz w:val="18"/>
+              <w:szCs w:val="18"/>
             </w:rPr>
             <w:alias w:val="participating_professionals[2].professional_id"/>
             <w:tag w:val="participating_professionals[2].professional_id"/>
@@ -3212,16 +3212,16 @@
                   <w:rPr>
                     <w:rFonts w:ascii="Arial" w:hAnsi="Arial" w:cs="Arial"/>
                     <w:color w:val="000000"/>
-                    <w:sz w:val="20"/>
-                    <w:szCs w:val="20"/>
+                    <w:sz w:val="18"/>
+                    <w:szCs w:val="18"/>
                   </w:rPr>
                 </w:pPr>
                 <w:r>
                   <w:rPr>
                     <w:rFonts w:ascii="Arial" w:hAnsi="Arial" w:cs="Arial"/>
                     <w:color w:val="000000"/>
-                    <w:sz w:val="20"/>
-                    <w:szCs w:val="20"/>
+                    <w:sz w:val="18"/>
+                    <w:szCs w:val="18"/>
                     <w:lang w:val="es-CL" w:eastAsia="es-CL"/>
                   </w:rPr>
                   <w:t>Escriba aquí</w:t>
@@ -3241,8 +3241,8 @@
             <w:rPr>
               <w:rFonts w:ascii="Arial" w:hAnsi="Arial" w:cs="Arial"/>
               <w:color w:val="000000"/>
-              <w:sz w:val="20"/>
-              <w:szCs w:val="20"/>
+              <w:sz w:val="18"/>
+              <w:szCs w:val="18"/>
             </w:rPr>
             <w:alias w:val="participating_professionals[2].profession_id"/>
             <w:tag w:val="participating_professionals[2].profession_id"/>
@@ -3264,16 +3264,16 @@
                   <w:rPr>
                     <w:rFonts w:ascii="Arial" w:hAnsi="Arial" w:cs="Arial"/>
                     <w:color w:val="000000"/>
-                    <w:sz w:val="20"/>
-                    <w:szCs w:val="20"/>
+                    <w:sz w:val="18"/>
+                    <w:szCs w:val="18"/>
                   </w:rPr>
                 </w:pPr>
                 <w:r>
                   <w:rPr>
                     <w:rFonts w:ascii="Arial" w:hAnsi="Arial" w:cs="Arial"/>
                     <w:color w:val="000000"/>
-                    <w:sz w:val="20"/>
-                    <w:szCs w:val="20"/>
+                    <w:sz w:val="18"/>
+                    <w:szCs w:val="18"/>
                     <w:lang w:val="es-CL" w:eastAsia="es-CL"/>
                   </w:rPr>
                   <w:t>Escriba aquí</w:t>
@@ -3287,8 +3287,8 @@
             <w:rPr>
               <w:rFonts w:ascii="Arial" w:hAnsi="Arial" w:cs="Arial"/>
               <w:color w:val="000000"/>
-              <w:sz w:val="20"/>
-              <w:szCs w:val="20"/>
+              <w:sz w:val="18"/>
+              <w:szCs w:val="18"/>
             </w:rPr>
             <w:alias w:val="participating_professionals[2].phone_email"/>
             <w:tag w:val="participating_professionals[2].phone_email"/>
@@ -3310,16 +3310,16 @@
                   <w:rPr>
                     <w:rFonts w:ascii="Arial" w:hAnsi="Arial" w:cs="Arial"/>
                     <w:color w:val="000000"/>
-                    <w:sz w:val="20"/>
-                    <w:szCs w:val="20"/>
+                    <w:sz w:val="18"/>
+                    <w:szCs w:val="18"/>
                   </w:rPr>
                 </w:pPr>
                 <w:r>
                   <w:rPr>
                     <w:rFonts w:ascii="Arial" w:hAnsi="Arial" w:cs="Arial"/>
                     <w:color w:val="000000"/>
-                    <w:sz w:val="20"/>
-                    <w:szCs w:val="20"/>
+                    <w:sz w:val="18"/>
+                    <w:szCs w:val="18"/>
                     <w:lang w:val="es-CL" w:eastAsia="es-CL"/>
                   </w:rPr>
                   <w:t>Escriba aquí</w:t>
@@ -3333,8 +3333,8 @@
             <w:rPr>
               <w:rFonts w:ascii="Arial" w:hAnsi="Arial" w:cs="Arial"/>
               <w:color w:val="000000"/>
-              <w:sz w:val="20"/>
-              <w:szCs w:val="20"/>
+              <w:sz w:val="18"/>
+              <w:szCs w:val="18"/>
             </w:rPr>
             <w:alias w:val="participating_professionals[2].professional_registration"/>
             <w:tag w:val="participating_professionals[2].professional_registration"/>
@@ -3356,16 +3356,16 @@
                   <w:rPr>
                     <w:rFonts w:ascii="Arial" w:hAnsi="Arial" w:cs="Arial"/>
                     <w:color w:val="000000"/>
-                    <w:sz w:val="20"/>
-                    <w:szCs w:val="20"/>
+                    <w:sz w:val="18"/>
+                    <w:szCs w:val="18"/>
                   </w:rPr>
                 </w:pPr>
                 <w:r>
                   <w:rPr>
                     <w:rFonts w:ascii="Arial" w:hAnsi="Arial" w:cs="Arial"/>
                     <w:color w:val="000000"/>
-                    <w:sz w:val="20"/>
-                    <w:szCs w:val="20"/>
+                    <w:sz w:val="18"/>
+                    <w:szCs w:val="18"/>
                     <w:lang w:val="es-CL" w:eastAsia="es-CL"/>
                   </w:rPr>
                   <w:t>Escriba aquí</w:t>
@@ -3379,8 +3379,8 @@
             <w:rPr>
               <w:rFonts w:ascii="Arial" w:hAnsi="Arial" w:cs="Arial"/>
               <w:color w:val="000000"/>
-              <w:sz w:val="20"/>
-              <w:szCs w:val="20"/>
+              <w:sz w:val="18"/>
+              <w:szCs w:val="18"/>
             </w:rPr>
             <w:alias w:val="participating_professionals[3].professional_id"/>
             <w:tag w:val="participating_professionals[3].professional_id"/>
@@ -3402,16 +3402,16 @@
                   <w:rPr>
                     <w:rFonts w:ascii="Arial" w:hAnsi="Arial" w:cs="Arial"/>
                     <w:color w:val="000000"/>
-                    <w:sz w:val="20"/>
-                    <w:szCs w:val="20"/>
+                    <w:sz w:val="18"/>
+                    <w:szCs w:val="18"/>
                   </w:rPr>
                 </w:pPr>
                 <w:r>
                   <w:rPr>
                     <w:rFonts w:ascii="Arial" w:hAnsi="Arial" w:cs="Arial"/>
                     <w:color w:val="000000"/>
-                    <w:sz w:val="20"/>
-                    <w:szCs w:val="20"/>
+                    <w:sz w:val="18"/>
+                    <w:szCs w:val="18"/>
                     <w:lang w:val="es-CL" w:eastAsia="es-CL"/>
                   </w:rPr>
                   <w:t>Escriba aquí</w:t>
@@ -3431,8 +3431,8 @@
             <w:rPr>
               <w:rFonts w:ascii="Arial" w:hAnsi="Arial" w:cs="Arial"/>
               <w:color w:val="000000"/>
-              <w:sz w:val="20"/>
-              <w:szCs w:val="20"/>
+              <w:sz w:val="18"/>
+              <w:szCs w:val="18"/>
             </w:rPr>
             <w:alias w:val="participating_professionals[3].profession_id"/>
             <w:tag w:val="participating_professionals[3].profession_id"/>
@@ -3454,16 +3454,16 @@
                   <w:rPr>
                     <w:rFonts w:ascii="Arial" w:hAnsi="Arial" w:cs="Arial"/>
                     <w:color w:val="000000"/>
-                    <w:sz w:val="20"/>
-                    <w:szCs w:val="20"/>
+                    <w:sz w:val="18"/>
+                    <w:szCs w:val="18"/>
                   </w:rPr>
                 </w:pPr>
                 <w:r>
                   <w:rPr>
                     <w:rFonts w:ascii="Arial" w:hAnsi="Arial" w:cs="Arial"/>
                     <w:color w:val="000000"/>
-                    <w:sz w:val="20"/>
-                    <w:szCs w:val="20"/>
+                    <w:sz w:val="18"/>
+                    <w:szCs w:val="18"/>
                     <w:lang w:val="es-CL" w:eastAsia="es-CL"/>
                   </w:rPr>
                   <w:t>Escriba aquí</w:t>
@@ -3477,8 +3477,8 @@
             <w:rPr>
               <w:rFonts w:ascii="Arial" w:hAnsi="Arial" w:cs="Arial"/>
               <w:color w:val="000000"/>
-              <w:sz w:val="20"/>
-              <w:szCs w:val="20"/>
+              <w:sz w:val="18"/>
+              <w:szCs w:val="18"/>
             </w:rPr>
             <w:alias w:val="participating_professionals[3].phone_email"/>
             <w:tag w:val="participating_professionals[3].phone_email"/>
@@ -3500,16 +3500,16 @@
                   <w:rPr>
                     <w:rFonts w:ascii="Arial" w:hAnsi="Arial" w:cs="Arial"/>
                     <w:color w:val="000000"/>
-                    <w:sz w:val="20"/>
-                    <w:szCs w:val="20"/>
+                    <w:sz w:val="18"/>
+                    <w:szCs w:val="18"/>
                   </w:rPr>
                 </w:pPr>
                 <w:r>
                   <w:rPr>
                     <w:rFonts w:ascii="Arial" w:hAnsi="Arial" w:cs="Arial"/>
                     <w:color w:val="000000"/>
-                    <w:sz w:val="20"/>
-                    <w:szCs w:val="20"/>
+                    <w:sz w:val="18"/>
+                    <w:szCs w:val="18"/>
                     <w:lang w:val="es-CL" w:eastAsia="es-CL"/>
                   </w:rPr>
                   <w:t>Escriba aquí</w:t>
@@ -3523,8 +3523,8 @@
             <w:rPr>
               <w:rFonts w:ascii="Arial" w:hAnsi="Arial" w:cs="Arial"/>
               <w:color w:val="000000"/>
-              <w:sz w:val="20"/>
-              <w:szCs w:val="20"/>
+              <w:sz w:val="18"/>
+              <w:szCs w:val="18"/>
             </w:rPr>
             <w:alias w:val="participating_professionals[3].professional_registration"/>
             <w:tag w:val="participating_professionals[3].professional_registration"/>
@@ -3546,16 +3546,16 @@
                   <w:rPr>
                     <w:rFonts w:ascii="Arial" w:hAnsi="Arial" w:cs="Arial"/>
                     <w:color w:val="000000"/>
-                    <w:sz w:val="20"/>
-                    <w:szCs w:val="20"/>
+                    <w:sz w:val="18"/>
+                    <w:szCs w:val="18"/>
                   </w:rPr>
                 </w:pPr>
                 <w:r>
                   <w:rPr>
                     <w:rFonts w:ascii="Arial" w:hAnsi="Arial" w:cs="Arial"/>
                     <w:color w:val="000000"/>
-                    <w:sz w:val="20"/>
-                    <w:szCs w:val="20"/>
+                    <w:sz w:val="18"/>
+                    <w:szCs w:val="18"/>
                     <w:lang w:val="es-CL" w:eastAsia="es-CL"/>
                   </w:rPr>
                   <w:t>Escriba aquí</w:t>
@@ -3569,8 +3569,8 @@
             <w:rPr>
               <w:rFonts w:ascii="Arial" w:hAnsi="Arial" w:cs="Arial"/>
               <w:color w:val="000000"/>
-              <w:sz w:val="20"/>
-              <w:szCs w:val="20"/>
+              <w:sz w:val="18"/>
+              <w:szCs w:val="18"/>
             </w:rPr>
             <w:alias w:val="participating_professionals[4].professional_id"/>
             <w:tag w:val="participating_professionals[4].professional_id"/>
@@ -3592,16 +3592,16 @@
                   <w:rPr>
                     <w:rFonts w:ascii="Arial" w:hAnsi="Arial" w:cs="Arial"/>
                     <w:color w:val="000000"/>
-                    <w:sz w:val="20"/>
-                    <w:szCs w:val="20"/>
+                    <w:sz w:val="18"/>
+                    <w:szCs w:val="18"/>
                   </w:rPr>
                 </w:pPr>
                 <w:r>
                   <w:rPr>
                     <w:rFonts w:ascii="Arial" w:hAnsi="Arial" w:cs="Arial"/>
                     <w:color w:val="000000"/>
-                    <w:sz w:val="20"/>
-                    <w:szCs w:val="20"/>
+                    <w:sz w:val="18"/>
+                    <w:szCs w:val="18"/>
                     <w:lang w:val="es-CL" w:eastAsia="es-CL"/>
                   </w:rPr>
                   <w:t>Escriba aquí</w:t>
@@ -3621,8 +3621,8 @@
             <w:rPr>
               <w:rFonts w:ascii="Arial" w:hAnsi="Arial" w:cs="Arial"/>
               <w:color w:val="000000"/>
-              <w:sz w:val="20"/>
-              <w:szCs w:val="20"/>
+              <w:sz w:val="18"/>
+              <w:szCs w:val="18"/>
             </w:rPr>
             <w:alias w:val="participating_professionals[4].profession_id"/>
             <w:tag w:val="participating_professionals[4].profession_id"/>
@@ -3644,16 +3644,16 @@
                   <w:rPr>
                     <w:rFonts w:ascii="Arial" w:hAnsi="Arial" w:cs="Arial"/>
                     <w:color w:val="000000"/>
-                    <w:sz w:val="20"/>
-                    <w:szCs w:val="20"/>
+                    <w:sz w:val="18"/>
+                    <w:szCs w:val="18"/>
                   </w:rPr>
                 </w:pPr>
                 <w:r>
                   <w:rPr>
                     <w:rFonts w:ascii="Arial" w:hAnsi="Arial" w:cs="Arial"/>
                     <w:color w:val="000000"/>
-                    <w:sz w:val="20"/>
-                    <w:szCs w:val="20"/>
+                    <w:sz w:val="18"/>
+                    <w:szCs w:val="18"/>
                     <w:lang w:val="es-CL" w:eastAsia="es-CL"/>
                   </w:rPr>
                   <w:t>Escriba aquí</w:t>
@@ -3667,8 +3667,8 @@
             <w:rPr>
               <w:rFonts w:ascii="Arial" w:hAnsi="Arial" w:cs="Arial"/>
               <w:color w:val="000000"/>
-              <w:sz w:val="20"/>
-              <w:szCs w:val="20"/>
+              <w:sz w:val="18"/>
+              <w:szCs w:val="18"/>
             </w:rPr>
             <w:alias w:val="participating_professionals[4].phone_email"/>
             <w:tag w:val="participating_professionals[4].phone_email"/>
@@ -3690,16 +3690,16 @@
                   <w:rPr>
                     <w:rFonts w:ascii="Arial" w:hAnsi="Arial" w:cs="Arial"/>
                     <w:color w:val="000000"/>
-                    <w:sz w:val="20"/>
-                    <w:szCs w:val="20"/>
+                    <w:sz w:val="18"/>
+                    <w:szCs w:val="18"/>
                   </w:rPr>
                 </w:pPr>
                 <w:r>
                   <w:rPr>
                     <w:rFonts w:ascii="Arial" w:hAnsi="Arial" w:cs="Arial"/>
                     <w:color w:val="000000"/>
-                    <w:sz w:val="20"/>
-                    <w:szCs w:val="20"/>
+                    <w:sz w:val="18"/>
+                    <w:szCs w:val="18"/>
                     <w:lang w:val="es-CL" w:eastAsia="es-CL"/>
                   </w:rPr>
                   <w:t>Escriba aquí</w:t>
@@ -3713,8 +3713,8 @@
             <w:rPr>
               <w:rFonts w:ascii="Arial" w:hAnsi="Arial" w:cs="Arial"/>
               <w:color w:val="000000"/>
-              <w:sz w:val="20"/>
-              <w:szCs w:val="20"/>
+              <w:sz w:val="18"/>
+              <w:szCs w:val="18"/>
             </w:rPr>
             <w:alias w:val="participating_professionals[4].professional_registration"/>
             <w:tag w:val="participating_professionals[4].professional_registration"/>
@@ -3736,16 +3736,16 @@
                   <w:rPr>
                     <w:rFonts w:ascii="Arial" w:hAnsi="Arial" w:cs="Arial"/>
                     <w:color w:val="000000"/>
-                    <w:sz w:val="20"/>
-                    <w:szCs w:val="20"/>
+                    <w:sz w:val="18"/>
+                    <w:szCs w:val="18"/>
                   </w:rPr>
                 </w:pPr>
                 <w:r>
                   <w:rPr>
                     <w:rFonts w:ascii="Arial" w:hAnsi="Arial" w:cs="Arial"/>
                     <w:color w:val="000000"/>
-                    <w:sz w:val="20"/>
-                    <w:szCs w:val="20"/>
+                    <w:sz w:val="18"/>
+                    <w:szCs w:val="18"/>
                     <w:lang w:val="es-CL" w:eastAsia="es-CL"/>
                   </w:rPr>
                   <w:t>Escriba aquí</w:t>
@@ -3759,8 +3759,8 @@
             <w:rPr>
               <w:rFonts w:ascii="Arial" w:hAnsi="Arial" w:cs="Arial"/>
               <w:color w:val="000000"/>
-              <w:sz w:val="20"/>
-              <w:szCs w:val="20"/>
+              <w:sz w:val="18"/>
+              <w:szCs w:val="18"/>
             </w:rPr>
             <w:alias w:val="position_id"/>
             <w:tag w:val="position_id"/>
@@ -3782,16 +3782,16 @@
                   <w:rPr>
                     <w:rFonts w:ascii="Arial" w:hAnsi="Arial" w:cs="Arial"/>
                     <w:color w:val="000000"/>
-                    <w:sz w:val="20"/>
-                    <w:szCs w:val="20"/>
+                    <w:sz w:val="18"/>
+                    <w:szCs w:val="18"/>
                   </w:rPr>
                 </w:pPr>
                 <w:r>
                   <w:rPr>
                     <w:rFonts w:ascii="Arial" w:hAnsi="Arial" w:cs="Arial"/>
                     <w:color w:val="000000"/>
-                    <w:sz w:val="20"/>
-                    <w:szCs w:val="20"/>
+                    <w:sz w:val="18"/>
+                    <w:szCs w:val="18"/>
                     <w:lang w:val="es-CL" w:eastAsia="es-CL"/>
                   </w:rPr>
                   <w:t>Escriba aquí</w:t>
@@ -4093,8 +4093,8 @@
               <w:rFonts w:ascii="Arial" w:hAnsi="Arial" w:cs="Arial"/>
               <w:b/>
               <w:color w:val="000000"/>
-              <w:sz w:val="20"/>
-              <w:szCs w:val="20"/>
+              <w:sz w:val="18"/>
+              <w:szCs w:val="18"/>
             </w:rPr>
             <w:alias w:val="current_diagnosis_issue_date"/>
             <w:tag w:val="current_diagnosis_issue_date"/>
@@ -4125,16 +4125,16 @@
                     <w:rFonts w:ascii="Arial" w:hAnsi="Arial" w:cs="Arial"/>
                     <w:b/>
                     <w:color w:val="000000"/>
-                    <w:sz w:val="20"/>
-                    <w:szCs w:val="20"/>
+                    <w:sz w:val="18"/>
+                    <w:szCs w:val="18"/>
                   </w:rPr>
                 </w:pPr>
                 <w:r>
                   <w:rPr>
                     <w:rFonts w:ascii="Arial" w:hAnsi="Arial" w:cs="Arial"/>
                     <w:color w:val="000000"/>
-                    <w:sz w:val="20"/>
-                    <w:szCs w:val="20"/>
+                    <w:sz w:val="18"/>
+                    <w:szCs w:val="18"/>
                     <w:lang w:val="es-CL" w:eastAsia="es-CL"/>
                   </w:rPr>
                   <w:t>Escriba aquí</w:t>
@@ -4176,8 +4176,8 @@
                   <w:rFonts w:ascii="MS Gothic" w:hAnsi="MS Gothic" w:cs="MS Gothic" w:eastAsia="MS Gothic"/>
                   <w:b/>
                   <w:color w:val="000000"/>
-                  <w:sz w:val="20"/>
-                  <w:szCs w:val="20"/>
+                  <w:sz w:val="18"/>
+                  <w:szCs w:val="18"/>
                 </w:rPr>
                 <w:alias w:val="visual_diagnosis_low_vision"/>
                 <w:tag w:val="visual_diagnosis_low_vision"/>
@@ -4195,8 +4195,8 @@
                     <w:rFonts w:ascii="MS Gothic" w:hAnsi="MS Gothic" w:cs="MS Gothic" w:eastAsia="MS Gothic"/>
                     <w:b/>
                     <w:color w:val="000000"/>
-                    <w:sz w:val="20"/>
-                    <w:szCs w:val="20"/>
+                    <w:sz w:val="18"/>
+                    <w:szCs w:val="18"/>
                   </w:rPr>
                   <w:t>☐</w:t>
                 </w:r>
@@ -4249,8 +4249,8 @@
                   <w:rFonts w:ascii="MS Gothic" w:hAnsi="MS Gothic" w:cs="MS Gothic" w:eastAsia="MS Gothic"/>
                   <w:b/>
                   <w:color w:val="000000"/>
-                  <w:sz w:val="20"/>
-                  <w:szCs w:val="20"/>
+                  <w:sz w:val="18"/>
+                  <w:szCs w:val="18"/>
                 </w:rPr>
                 <w:alias w:val="visual_diagnosis_blindness"/>
                 <w:tag w:val="visual_diagnosis_blindness"/>
@@ -4268,8 +4268,8 @@
                     <w:rFonts w:ascii="MS Gothic" w:hAnsi="MS Gothic" w:cs="MS Gothic" w:eastAsia="MS Gothic"/>
                     <w:b/>
                     <w:color w:val="000000"/>
-                    <w:sz w:val="20"/>
-                    <w:szCs w:val="20"/>
+                    <w:sz w:val="18"/>
+                    <w:szCs w:val="18"/>
                   </w:rPr>
                   <w:t>☐</w:t>
                 </w:r>
@@ -4455,8 +4455,8 @@
                   <w:rFonts w:ascii="MS Gothic" w:hAnsi="MS Gothic" w:cs="MS Gothic" w:eastAsia="MS Gothic"/>
                   <w:b/>
                   <w:color w:val="000000"/>
-                  <w:sz w:val="20"/>
-                  <w:szCs w:val="20"/>
+                  <w:sz w:val="18"/>
+                  <w:szCs w:val="18"/>
                 </w:rPr>
                 <w:alias w:val="visual_var_prognosis"/>
                 <w:tag w:val="visual_var_prognosis"/>
@@ -4474,8 +4474,8 @@
                     <w:rFonts w:ascii="MS Gothic" w:hAnsi="MS Gothic" w:cs="MS Gothic" w:eastAsia="MS Gothic"/>
                     <w:b/>
                     <w:color w:val="000000"/>
-                    <w:sz w:val="20"/>
-                    <w:szCs w:val="20"/>
+                    <w:sz w:val="18"/>
+                    <w:szCs w:val="18"/>
                   </w:rPr>
                   <w:t>☐</w:t>
                 </w:r>
@@ -4519,8 +4519,8 @@
                 <w:rPr>
                   <w:rFonts w:ascii="Arial" w:hAnsi="Arial" w:cs="Arial"/>
                   <w:color w:val="000000"/>
-                  <w:sz w:val="20"/>
-                  <w:szCs w:val="20"/>
+                  <w:sz w:val="18"/>
+                  <w:szCs w:val="18"/>
                 </w:rPr>
                 <w:alias w:val="visual_var_prognosis_detail"/>
                 <w:tag w:val="visual_var_prognosis_detail"/>
@@ -4536,8 +4536,8 @@
                   <w:rPr>
                     <w:rFonts w:ascii="Arial" w:hAnsi="Arial" w:cs="Arial"/>
                     <w:color w:val="000000"/>
-                    <w:sz w:val="20"/>
-                    <w:szCs w:val="20"/>
+                    <w:sz w:val="18"/>
+                    <w:szCs w:val="18"/>
                     <w:lang w:val="es-CL" w:eastAsia="es-CL"/>
                   </w:rPr>
                   <w:t>Escriba aquí</w:t>
@@ -4589,8 +4589,8 @@
                   <w:rFonts w:ascii="MS Gothic" w:hAnsi="MS Gothic" w:cs="MS Gothic" w:eastAsia="MS Gothic"/>
                   <w:b/>
                   <w:color w:val="000000"/>
-                  <w:sz w:val="20"/>
-                  <w:szCs w:val="20"/>
+                  <w:sz w:val="18"/>
+                  <w:szCs w:val="18"/>
                 </w:rPr>
                 <w:alias w:val="visual_var_auditory_functionality"/>
                 <w:tag w:val="visual_var_auditory_functionality"/>
@@ -4608,8 +4608,8 @@
                     <w:rFonts w:ascii="MS Gothic" w:hAnsi="MS Gothic" w:cs="MS Gothic" w:eastAsia="MS Gothic"/>
                     <w:b/>
                     <w:color w:val="000000"/>
-                    <w:sz w:val="20"/>
-                    <w:szCs w:val="20"/>
+                    <w:sz w:val="18"/>
+                    <w:szCs w:val="18"/>
                   </w:rPr>
                   <w:t>☐</w:t>
                 </w:r>
@@ -4649,8 +4649,8 @@
                 <w:rPr>
                   <w:rFonts w:ascii="MS Gothic" w:hAnsi="MS Gothic" w:cs="MS Gothic" w:eastAsia="MS Gothic"/>
                   <w:color w:val="000000"/>
-                  <w:sz w:val="20"/>
-                  <w:szCs w:val="20"/>
+                  <w:sz w:val="18"/>
+                  <w:szCs w:val="18"/>
                 </w:rPr>
                 <w:alias w:val="visual_var_spatial_orientation"/>
                 <w:tag w:val="visual_var_spatial_orientation"/>
@@ -4667,8 +4667,8 @@
                   <w:rPr>
                     <w:rFonts w:ascii="MS Gothic" w:hAnsi="MS Gothic" w:cs="MS Gothic" w:eastAsia="MS Gothic"/>
                     <w:color w:val="000000"/>
-                    <w:sz w:val="20"/>
-                    <w:szCs w:val="20"/>
+                    <w:sz w:val="18"/>
+                    <w:szCs w:val="18"/>
                   </w:rPr>
                   <w:t>☐</w:t>
                 </w:r>
@@ -4707,8 +4707,8 @@
                 <w:rPr>
                   <w:rFonts w:ascii="MS Gothic" w:hAnsi="MS Gothic" w:cs="MS Gothic" w:eastAsia="MS Gothic"/>
                   <w:color w:val="000000"/>
-                  <w:sz w:val="20"/>
-                  <w:szCs w:val="20"/>
+                  <w:sz w:val="18"/>
+                  <w:szCs w:val="18"/>
                 </w:rPr>
                 <w:alias w:val="visual_var_displacement"/>
                 <w:tag w:val="visual_var_displacement"/>
@@ -4725,8 +4725,8 @@
                   <w:rPr>
                     <w:rFonts w:ascii="MS Gothic" w:hAnsi="MS Gothic" w:cs="MS Gothic" w:eastAsia="MS Gothic"/>
                     <w:color w:val="000000"/>
-                    <w:sz w:val="20"/>
-                    <w:szCs w:val="20"/>
+                    <w:sz w:val="18"/>
+                    <w:szCs w:val="18"/>
                   </w:rPr>
                   <w:t>☐</w:t>
                 </w:r>
@@ -4799,8 +4799,8 @@
                 <w:rPr>
                   <w:rFonts w:ascii="MS Gothic" w:hAnsi="MS Gothic" w:cs="MS Gothic" w:eastAsia="MS Gothic"/>
                   <w:color w:val="000000"/>
-                  <w:sz w:val="20"/>
-                  <w:szCs w:val="20"/>
+                  <w:sz w:val="18"/>
+                  <w:szCs w:val="18"/>
                 </w:rPr>
                 <w:alias w:val="visual_var_optical_implementation"/>
                 <w:tag w:val="visual_var_optical_implementation"/>
@@ -4817,8 +4817,8 @@
                   <w:rPr>
                     <w:rFonts w:ascii="MS Gothic" w:hAnsi="MS Gothic" w:cs="MS Gothic" w:eastAsia="MS Gothic"/>
                     <w:color w:val="000000"/>
-                    <w:sz w:val="20"/>
-                    <w:szCs w:val="20"/>
+                    <w:sz w:val="18"/>
+                    <w:szCs w:val="18"/>
                   </w:rPr>
                   <w:t>☐</w:t>
                 </w:r>
@@ -4837,8 +4837,8 @@
                 <w:rPr>
                   <w:rFonts w:ascii="Arial" w:hAnsi="Arial" w:cs="Arial"/>
                   <w:color w:val="000000"/>
-                  <w:sz w:val="20"/>
-                  <w:szCs w:val="20"/>
+                  <w:sz w:val="18"/>
+                  <w:szCs w:val="18"/>
                 </w:rPr>
                 <w:alias w:val="visual_var_optical_implementation_detail"/>
                 <w:tag w:val="visual_var_optical_implementation_detail"/>
@@ -4854,8 +4854,8 @@
                   <w:rPr>
                     <w:rFonts w:ascii="Arial" w:hAnsi="Arial" w:cs="Arial"/>
                     <w:color w:val="000000"/>
-                    <w:sz w:val="20"/>
-                    <w:szCs w:val="20"/>
+                    <w:sz w:val="18"/>
+                    <w:szCs w:val="18"/>
                     <w:lang w:val="es-CL" w:eastAsia="es-CL"/>
                   </w:rPr>
                   <w:t>Escriba aquí</w:t>
@@ -4930,8 +4930,8 @@
                 <w:rPr>
                   <w:rFonts w:ascii="MS Gothic" w:hAnsi="MS Gothic" w:cs="MS Gothic" w:eastAsia="MS Gothic"/>
                   <w:color w:val="000000"/>
-                  <w:sz w:val="20"/>
-                  <w:szCs w:val="20"/>
+                  <w:sz w:val="18"/>
+                  <w:szCs w:val="18"/>
                 </w:rPr>
                 <w:alias w:val="visual_var_classroom_visual_function"/>
                 <w:tag w:val="visual_var_classroom_visual_function"/>
@@ -4948,8 +4948,8 @@
                   <w:rPr>
                     <w:rFonts w:ascii="MS Gothic" w:hAnsi="MS Gothic" w:cs="MS Gothic" w:eastAsia="MS Gothic"/>
                     <w:color w:val="000000"/>
-                    <w:sz w:val="20"/>
-                    <w:szCs w:val="20"/>
+                    <w:sz w:val="18"/>
+                    <w:szCs w:val="18"/>
                   </w:rPr>
                   <w:t>☐</w:t>
                 </w:r>
@@ -4987,8 +4987,8 @@
                 <w:rPr>
                   <w:rFonts w:ascii="MS Gothic" w:hAnsi="MS Gothic" w:cs="MS Gothic" w:eastAsia="MS Gothic"/>
                   <w:color w:val="000000"/>
-                  <w:sz w:val="20"/>
-                  <w:szCs w:val="20"/>
+                  <w:sz w:val="18"/>
+                  <w:szCs w:val="18"/>
                 </w:rPr>
                 <w:alias w:val="visual_var_learning_style"/>
                 <w:tag w:val="visual_var_learning_style"/>
@@ -5005,8 +5005,8 @@
                   <w:rPr>
                     <w:rFonts w:ascii="MS Gothic" w:hAnsi="MS Gothic" w:cs="MS Gothic" w:eastAsia="MS Gothic"/>
                     <w:color w:val="000000"/>
-                    <w:sz w:val="20"/>
-                    <w:szCs w:val="20"/>
+                    <w:sz w:val="18"/>
+                    <w:szCs w:val="18"/>
                   </w:rPr>
                   <w:t>☐</w:t>
                 </w:r>
@@ -5044,8 +5044,8 @@
                 <w:rPr>
                   <w:rFonts w:ascii="MS Gothic" w:hAnsi="MS Gothic" w:cs="MS Gothic" w:eastAsia="MS Gothic"/>
                   <w:color w:val="000000"/>
-                  <w:sz w:val="20"/>
-                  <w:szCs w:val="20"/>
+                  <w:sz w:val="18"/>
+                  <w:szCs w:val="18"/>
                 </w:rPr>
                 <w:alias w:val="visual_var_signography"/>
                 <w:tag w:val="visual_var_signography"/>
@@ -5062,8 +5062,8 @@
                   <w:rPr>
                     <w:rFonts w:ascii="MS Gothic" w:hAnsi="MS Gothic" w:cs="MS Gothic" w:eastAsia="MS Gothic"/>
                     <w:color w:val="000000"/>
-                    <w:sz w:val="20"/>
-                    <w:szCs w:val="20"/>
+                    <w:sz w:val="18"/>
+                    <w:szCs w:val="18"/>
                   </w:rPr>
                   <w:t>☐</w:t>
                 </w:r>
@@ -5102,8 +5102,8 @@
                 <w:rPr>
                   <w:rFonts w:ascii="MS Gothic" w:hAnsi="MS Gothic" w:cs="MS Gothic" w:eastAsia="MS Gothic"/>
                   <w:color w:val="000000"/>
-                  <w:sz w:val="20"/>
-                  <w:szCs w:val="20"/>
+                  <w:sz w:val="18"/>
+                  <w:szCs w:val="18"/>
                 </w:rPr>
                 <w:alias w:val="visual_var_reading_level"/>
                 <w:tag w:val="visual_var_reading_level"/>
@@ -5120,8 +5120,8 @@
                   <w:rPr>
                     <w:rFonts w:ascii="MS Gothic" w:hAnsi="MS Gothic" w:cs="MS Gothic" w:eastAsia="MS Gothic"/>
                     <w:color w:val="000000"/>
-                    <w:sz w:val="20"/>
-                    <w:szCs w:val="20"/>
+                    <w:sz w:val="18"/>
+                    <w:szCs w:val="18"/>
                   </w:rPr>
                   <w:t>☐</w:t>
                 </w:r>
@@ -5187,8 +5187,8 @@
                   <w:rFonts w:ascii="MS Gothic" w:hAnsi="MS Gothic" w:cs="MS Gothic" w:eastAsia="MS Gothic"/>
                   <w:b/>
                   <w:color w:val="000000"/>
-                  <w:sz w:val="20"/>
-                  <w:szCs w:val="20"/>
+                  <w:sz w:val="18"/>
+                  <w:szCs w:val="18"/>
                 </w:rPr>
                 <w:alias w:val="visual_var_self_care"/>
                 <w:tag w:val="visual_var_self_care"/>
@@ -5206,8 +5206,8 @@
                     <w:rFonts w:ascii="MS Gothic" w:hAnsi="MS Gothic" w:cs="MS Gothic" w:eastAsia="MS Gothic"/>
                     <w:b/>
                     <w:color w:val="000000"/>
-                    <w:sz w:val="20"/>
-                    <w:szCs w:val="20"/>
+                    <w:sz w:val="18"/>
+                    <w:szCs w:val="18"/>
                   </w:rPr>
                   <w:t>☐</w:t>
                 </w:r>
@@ -5247,8 +5247,8 @@
                 <w:rPr>
                   <w:rFonts w:ascii="MS Gothic" w:hAnsi="MS Gothic" w:cs="MS Gothic" w:eastAsia="MS Gothic"/>
                   <w:color w:val="000000"/>
-                  <w:sz w:val="20"/>
-                  <w:szCs w:val="20"/>
+                  <w:sz w:val="18"/>
+                  <w:szCs w:val="18"/>
                 </w:rPr>
                 <w:alias w:val="visual_var_autonomy"/>
                 <w:tag w:val="visual_var_autonomy"/>
@@ -5265,8 +5265,8 @@
                   <w:rPr>
                     <w:rFonts w:ascii="MS Gothic" w:hAnsi="MS Gothic" w:cs="MS Gothic" w:eastAsia="MS Gothic"/>
                     <w:color w:val="000000"/>
-                    <w:sz w:val="20"/>
-                    <w:szCs w:val="20"/>
+                    <w:sz w:val="18"/>
+                    <w:szCs w:val="18"/>
                   </w:rPr>
                   <w:t>☐</w:t>
                 </w:r>
@@ -5297,8 +5297,8 @@
                 <w:rPr>
                   <w:rFonts w:ascii="MS Gothic" w:hAnsi="MS Gothic" w:cs="MS Gothic" w:eastAsia="MS Gothic"/>
                   <w:color w:val="000000"/>
-                  <w:sz w:val="20"/>
-                  <w:szCs w:val="20"/>
+                  <w:sz w:val="18"/>
+                  <w:szCs w:val="18"/>
                 </w:rPr>
                 <w:alias w:val="visual_var_money_management"/>
                 <w:tag w:val="visual_var_money_management"/>
@@ -5315,8 +5315,8 @@
                   <w:rPr>
                     <w:rFonts w:ascii="MS Gothic" w:hAnsi="MS Gothic" w:cs="MS Gothic" w:eastAsia="MS Gothic"/>
                     <w:color w:val="000000"/>
-                    <w:sz w:val="20"/>
-                    <w:szCs w:val="20"/>
+                    <w:sz w:val="18"/>
+                    <w:szCs w:val="18"/>
                   </w:rPr>
                   <w:t>☐</w:t>
                 </w:r>
@@ -5398,8 +5398,8 @@
                   <w:rFonts w:ascii="MS Gothic" w:hAnsi="MS Gothic" w:cs="MS Gothic" w:eastAsia="MS Gothic"/>
                   <w:b/>
                   <w:color w:val="000000"/>
-                  <w:sz w:val="20"/>
-                  <w:szCs w:val="20"/>
+                  <w:sz w:val="18"/>
+                  <w:szCs w:val="18"/>
                 </w:rPr>
                 <w:alias w:val="visual_support_replanned_personal"/>
                 <w:tag w:val="visual_support_replanned_personal"/>
@@ -5417,8 +5417,8 @@
                     <w:rFonts w:ascii="MS Gothic" w:hAnsi="MS Gothic" w:cs="MS Gothic" w:eastAsia="MS Gothic"/>
                     <w:b/>
                     <w:color w:val="000000"/>
-                    <w:sz w:val="20"/>
-                    <w:szCs w:val="20"/>
+                    <w:sz w:val="18"/>
+                    <w:szCs w:val="18"/>
                   </w:rPr>
                   <w:t>☐</w:t>
                 </w:r>
@@ -5466,8 +5466,8 @@
                   <w:rFonts w:ascii="MS Gothic" w:hAnsi="MS Gothic" w:cs="MS Gothic" w:eastAsia="MS Gothic"/>
                   <w:b/>
                   <w:color w:val="000000"/>
-                  <w:sz w:val="20"/>
-                  <w:szCs w:val="20"/>
+                  <w:sz w:val="18"/>
+                  <w:szCs w:val="18"/>
                 </w:rPr>
                 <w:alias w:val="visual_support_replanned_curricular"/>
                 <w:tag w:val="visual_support_replanned_curricular"/>
@@ -5485,8 +5485,8 @@
                     <w:rFonts w:ascii="MS Gothic" w:hAnsi="MS Gothic" w:cs="MS Gothic" w:eastAsia="MS Gothic"/>
                     <w:b/>
                     <w:color w:val="000000"/>
-                    <w:sz w:val="20"/>
-                    <w:szCs w:val="20"/>
+                    <w:sz w:val="18"/>
+                    <w:szCs w:val="18"/>
                   </w:rPr>
                   <w:t>☐</w:t>
                 </w:r>
@@ -5534,8 +5534,8 @@
                   <w:rFonts w:ascii="MS Gothic" w:hAnsi="MS Gothic" w:cs="MS Gothic" w:eastAsia="MS Gothic"/>
                   <w:b/>
                   <w:color w:val="000000"/>
-                  <w:sz w:val="20"/>
-                  <w:szCs w:val="20"/>
+                  <w:sz w:val="18"/>
+                  <w:szCs w:val="18"/>
                 </w:rPr>
                 <w:alias w:val="visual_support_replanned_materials"/>
                 <w:tag w:val="visual_support_replanned_materials"/>
@@ -5553,8 +5553,8 @@
                     <w:rFonts w:ascii="MS Gothic" w:hAnsi="MS Gothic" w:cs="MS Gothic" w:eastAsia="MS Gothic"/>
                     <w:b/>
                     <w:color w:val="000000"/>
-                    <w:sz w:val="20"/>
-                    <w:szCs w:val="20"/>
+                    <w:sz w:val="18"/>
+                    <w:szCs w:val="18"/>
                   </w:rPr>
                   <w:t>☐</w:t>
                 </w:r>
@@ -5606,8 +5606,8 @@
                 <w:rPr>
                   <w:rFonts w:ascii="MS Gothic" w:hAnsi="MS Gothic" w:cs="MS Gothic" w:eastAsia="MS Gothic"/>
                   <w:color w:val="000000"/>
-                  <w:sz w:val="20"/>
-                  <w:szCs w:val="20"/>
+                  <w:sz w:val="18"/>
+                  <w:szCs w:val="18"/>
                 </w:rPr>
                 <w:alias w:val="visual_support_replanned_organizational"/>
                 <w:tag w:val="visual_support_replanned_organizational"/>
@@ -5624,8 +5624,8 @@
                   <w:rPr>
                     <w:rFonts w:ascii="MS Gothic" w:hAnsi="MS Gothic" w:cs="MS Gothic" w:eastAsia="MS Gothic"/>
                     <w:color w:val="000000"/>
-                    <w:sz w:val="20"/>
-                    <w:szCs w:val="20"/>
+                    <w:sz w:val="18"/>
+                    <w:szCs w:val="18"/>
                   </w:rPr>
                   <w:t>☐</w:t>
                 </w:r>
@@ -5663,8 +5663,8 @@
                 <w:rPr>
                   <w:rFonts w:ascii="MS Gothic" w:hAnsi="MS Gothic" w:cs="MS Gothic" w:eastAsia="MS Gothic"/>
                   <w:color w:val="000000"/>
-                  <w:sz w:val="20"/>
-                  <w:szCs w:val="20"/>
+                  <w:sz w:val="18"/>
+                  <w:szCs w:val="18"/>
                 </w:rPr>
                 <w:alias w:val="visual_support_replanned_family"/>
                 <w:tag w:val="visual_support_replanned_family"/>
@@ -5681,8 +5681,8 @@
                   <w:rPr>
                     <w:rFonts w:ascii="MS Gothic" w:hAnsi="MS Gothic" w:cs="MS Gothic" w:eastAsia="MS Gothic"/>
                     <w:color w:val="000000"/>
-                    <w:sz w:val="20"/>
-                    <w:szCs w:val="20"/>
+                    <w:sz w:val="18"/>
+                    <w:szCs w:val="18"/>
                   </w:rPr>
                   <w:t>☐</w:t>
                 </w:r>
@@ -5720,8 +5720,8 @@
                 <w:rPr>
                   <w:rFonts w:ascii="MS Gothic" w:hAnsi="MS Gothic" w:cs="MS Gothic" w:eastAsia="MS Gothic"/>
                   <w:color w:val="000000"/>
-                  <w:sz w:val="20"/>
-                  <w:szCs w:val="20"/>
+                  <w:sz w:val="18"/>
+                  <w:szCs w:val="18"/>
                 </w:rPr>
                 <w:alias w:val="visual_support_replanned_other"/>
                 <w:tag w:val="visual_support_replanned_other"/>
@@ -5738,8 +5738,8 @@
                   <w:rPr>
                     <w:rFonts w:ascii="MS Gothic" w:hAnsi="MS Gothic" w:cs="MS Gothic" w:eastAsia="MS Gothic"/>
                     <w:color w:val="000000"/>
-                    <w:sz w:val="20"/>
-                    <w:szCs w:val="20"/>
+                    <w:sz w:val="18"/>
+                    <w:szCs w:val="18"/>
                   </w:rPr>
                   <w:t>☐</w:t>
                 </w:r>
@@ -5873,8 +5873,8 @@
                   <w:rFonts w:ascii="Arial" w:hAnsi="Arial" w:cs="Arial"/>
                   <w:bCs/>
                   <w:color w:val="000000"/>
-                  <w:sz w:val="20"/>
-                  <w:szCs w:val="20"/>
+                  <w:sz w:val="18"/>
+                  <w:szCs w:val="18"/>
                 </w:rPr>
                 <w:alias w:val="visual_support_replanned_other_detail"/>
                 <w:tag w:val="visual_support_replanned_other_detail"/>
@@ -5890,8 +5890,8 @@
                   <w:rPr>
                     <w:rFonts w:ascii="Arial" w:hAnsi="Arial" w:cs="Arial"/>
                     <w:color w:val="000000"/>
-                    <w:sz w:val="20"/>
-                    <w:szCs w:val="20"/>
+                    <w:sz w:val="18"/>
+                    <w:szCs w:val="18"/>
                     <w:lang w:val="es-CL" w:eastAsia="es-CL"/>
                   </w:rPr>
                   <w:t>Escriba aquí</w:t>
@@ -5986,8 +5986,8 @@
             <w:rPr>
               <w:rFonts w:ascii="Arial" w:hAnsi="Arial" w:cs="Arial"/>
               <w:color w:val="000000"/>
-              <w:sz w:val="20"/>
-              <w:szCs w:val="20"/>
+              <w:sz w:val="18"/>
+              <w:szCs w:val="18"/>
             </w:rPr>
             <w:alias w:val="visual_general_progress_summary"/>
             <w:tag w:val="visual_general_progress_summary"/>
@@ -6008,16 +6008,16 @@
                   <w:rPr>
                     <w:rFonts w:ascii="Arial" w:hAnsi="Arial" w:cs="Arial"/>
                     <w:color w:val="000000"/>
-                    <w:sz w:val="20"/>
-                    <w:szCs w:val="20"/>
+                    <w:sz w:val="18"/>
+                    <w:szCs w:val="18"/>
                   </w:rPr>
                 </w:pPr>
                 <w:r>
                   <w:rPr>
                     <w:rFonts w:ascii="Arial" w:hAnsi="Arial" w:cs="Arial"/>
                     <w:color w:val="000000"/>
-                    <w:sz w:val="20"/>
-                    <w:szCs w:val="20"/>
+                    <w:sz w:val="18"/>
+                    <w:szCs w:val="18"/>
                     <w:lang w:val="es-CL" w:eastAsia="es-CL"/>
                   </w:rPr>
                   <w:t>Escriba aquí</w:t>
@@ -6222,8 +6222,8 @@
                 <w:rPr>
                   <w:rFonts w:ascii="MS Gothic" w:hAnsi="MS Gothic" w:cs="MS Gothic" w:eastAsia="MS Gothic"/>
                   <w:color w:val="000000"/>
-                  <w:sz w:val="20"/>
-                  <w:szCs w:val="20"/>
+                  <w:sz w:val="18"/>
+                  <w:szCs w:val="18"/>
                 </w:rPr>
                 <w:alias w:val="evidence_school_context_observation"/>
                 <w:tag w:val="evidence_school_context_observation"/>
@@ -6240,8 +6240,8 @@
                   <w:rPr>
                     <w:rFonts w:ascii="MS Gothic" w:hAnsi="MS Gothic" w:cs="MS Gothic" w:eastAsia="MS Gothic"/>
                     <w:color w:val="000000"/>
-                    <w:sz w:val="20"/>
-                    <w:szCs w:val="20"/>
+                    <w:sz w:val="18"/>
+                    <w:szCs w:val="18"/>
                   </w:rPr>
                   <w:t>☐</w:t>
                 </w:r>
@@ -6278,8 +6278,8 @@
                   <w:rFonts w:ascii="MS Gothic" w:hAnsi="MS Gothic" w:cs="MS Gothic" w:eastAsia="MS Gothic"/>
                   <w:b/>
                   <w:color w:val="000000"/>
-                  <w:sz w:val="20"/>
-                  <w:szCs w:val="20"/>
+                  <w:sz w:val="18"/>
+                  <w:szCs w:val="18"/>
                 </w:rPr>
                 <w:alias w:val="evidence_observation_guideline"/>
                 <w:tag w:val="evidence_observation_guideline"/>
@@ -6297,8 +6297,8 @@
                     <w:rFonts w:ascii="MS Gothic" w:hAnsi="MS Gothic" w:cs="MS Gothic" w:eastAsia="MS Gothic"/>
                     <w:b/>
                     <w:color w:val="000000"/>
-                    <w:sz w:val="20"/>
-                    <w:szCs w:val="20"/>
+                    <w:sz w:val="18"/>
+                    <w:szCs w:val="18"/>
                   </w:rPr>
                   <w:t>☐</w:t>
                 </w:r>
@@ -6343,8 +6343,8 @@
                 <w:rPr>
                   <w:rFonts w:ascii="MS Gothic" w:hAnsi="MS Gothic" w:cs="MS Gothic" w:eastAsia="MS Gothic"/>
                   <w:color w:val="000000"/>
-                  <w:sz w:val="20"/>
-                  <w:szCs w:val="20"/>
+                  <w:sz w:val="18"/>
+                  <w:szCs w:val="18"/>
                 </w:rPr>
                 <w:alias w:val="evidence_checklist"/>
                 <w:tag w:val="evidence_checklist"/>
@@ -6361,8 +6361,8 @@
                   <w:rPr>
                     <w:rFonts w:ascii="MS Gothic" w:hAnsi="MS Gothic" w:cs="MS Gothic" w:eastAsia="MS Gothic"/>
                     <w:color w:val="000000"/>
-                    <w:sz w:val="20"/>
-                    <w:szCs w:val="20"/>
+                    <w:sz w:val="18"/>
+                    <w:szCs w:val="18"/>
                   </w:rPr>
                   <w:t>☐</w:t>
                 </w:r>
@@ -6400,8 +6400,8 @@
                   <w:rFonts w:ascii="MS Gothic" w:hAnsi="MS Gothic" w:cs="MS Gothic" w:eastAsia="MS Gothic"/>
                   <w:b/>
                   <w:color w:val="000000"/>
-                  <w:sz w:val="20"/>
-                  <w:szCs w:val="20"/>
+                  <w:sz w:val="18"/>
+                  <w:szCs w:val="18"/>
                 </w:rPr>
                 <w:alias w:val="evidence_general_other"/>
                 <w:tag w:val="evidence_general_other"/>
@@ -6419,8 +6419,8 @@
                     <w:rFonts w:ascii="MS Gothic" w:hAnsi="MS Gothic" w:cs="MS Gothic" w:eastAsia="MS Gothic"/>
                     <w:b/>
                     <w:color w:val="000000"/>
-                    <w:sz w:val="20"/>
-                    <w:szCs w:val="20"/>
+                    <w:sz w:val="18"/>
+                    <w:szCs w:val="18"/>
                   </w:rPr>
                   <w:t>☐</w:t>
                 </w:r>
@@ -6439,8 +6439,8 @@
                 <w:rPr>
                   <w:rFonts w:ascii="Arial" w:hAnsi="Arial" w:cs="Arial"/>
                   <w:color w:val="000000"/>
-                  <w:sz w:val="20"/>
-                  <w:szCs w:val="20"/>
+                  <w:sz w:val="18"/>
+                  <w:szCs w:val="18"/>
                 </w:rPr>
                 <w:alias w:val="evidence_general_other_detail"/>
                 <w:tag w:val="evidence_general_other_detail"/>
@@ -6456,8 +6456,8 @@
                   <w:rPr>
                     <w:rFonts w:ascii="Arial" w:hAnsi="Arial" w:cs="Arial"/>
                     <w:color w:val="000000"/>
-                    <w:sz w:val="20"/>
-                    <w:szCs w:val="20"/>
+                    <w:sz w:val="18"/>
+                    <w:szCs w:val="18"/>
                     <w:lang w:val="es-CL" w:eastAsia="es-CL"/>
                   </w:rPr>
                   <w:t>Escriba aquí</w:t>
@@ -6525,8 +6525,8 @@
                 <w:rPr>
                   <w:rFonts w:ascii="MS Gothic" w:hAnsi="MS Gothic" w:cs="MS Gothic" w:eastAsia="MS Gothic"/>
                   <w:color w:val="000000"/>
-                  <w:sz w:val="20"/>
-                  <w:szCs w:val="20"/>
+                  <w:sz w:val="18"/>
+                  <w:szCs w:val="18"/>
                 </w:rPr>
                 <w:alias w:val="evidence_report_school"/>
                 <w:tag w:val="evidence_report_school"/>
@@ -6543,8 +6543,8 @@
                   <w:rPr>
                     <w:rFonts w:ascii="MS Gothic" w:hAnsi="MS Gothic" w:cs="MS Gothic" w:eastAsia="MS Gothic"/>
                     <w:color w:val="000000"/>
-                    <w:sz w:val="20"/>
-                    <w:szCs w:val="20"/>
+                    <w:sz w:val="18"/>
+                    <w:szCs w:val="18"/>
                   </w:rPr>
                   <w:t>☐</w:t>
                 </w:r>
@@ -6563,8 +6563,8 @@
                 <w:rPr>
                   <w:rFonts w:ascii="MS Gothic" w:hAnsi="MS Gothic" w:cs="MS Gothic" w:eastAsia="MS Gothic"/>
                   <w:color w:val="000000"/>
-                  <w:sz w:val="20"/>
-                  <w:szCs w:val="20"/>
+                  <w:sz w:val="18"/>
+                  <w:szCs w:val="18"/>
                 </w:rPr>
                 <w:alias w:val="evidence_report_social"/>
                 <w:tag w:val="evidence_report_social"/>
@@ -6581,8 +6581,8 @@
                   <w:rPr>
                     <w:rFonts w:ascii="MS Gothic" w:hAnsi="MS Gothic" w:cs="MS Gothic" w:eastAsia="MS Gothic"/>
                     <w:color w:val="000000"/>
-                    <w:sz w:val="20"/>
-                    <w:szCs w:val="20"/>
+                    <w:sz w:val="18"/>
+                    <w:szCs w:val="18"/>
                   </w:rPr>
                   <w:t>☐</w:t>
                 </w:r>
@@ -6601,8 +6601,8 @@
                 <w:rPr>
                   <w:rFonts w:ascii="MS Gothic" w:hAnsi="MS Gothic" w:cs="MS Gothic" w:eastAsia="MS Gothic"/>
                   <w:color w:val="000000"/>
-                  <w:sz w:val="20"/>
-                  <w:szCs w:val="20"/>
+                  <w:sz w:val="18"/>
+                  <w:szCs w:val="18"/>
                 </w:rPr>
                 <w:alias w:val="evidence_neurological"/>
                 <w:tag w:val="evidence_neurological"/>
@@ -6619,8 +6619,8 @@
                   <w:rPr>
                     <w:rFonts w:ascii="MS Gothic" w:hAnsi="MS Gothic" w:cs="MS Gothic" w:eastAsia="MS Gothic"/>
                     <w:color w:val="000000"/>
-                    <w:sz w:val="20"/>
-                    <w:szCs w:val="20"/>
+                    <w:sz w:val="18"/>
+                    <w:szCs w:val="18"/>
                   </w:rPr>
                   <w:t>☐</w:t>
                 </w:r>
@@ -6639,8 +6639,8 @@
                 <w:rPr>
                   <w:rFonts w:ascii="MS Gothic" w:hAnsi="MS Gothic" w:cs="MS Gothic" w:eastAsia="MS Gothic"/>
                   <w:color w:val="000000"/>
-                  <w:sz w:val="20"/>
-                  <w:szCs w:val="20"/>
+                  <w:sz w:val="18"/>
+                  <w:szCs w:val="18"/>
                 </w:rPr>
                 <w:alias w:val="evidence_report_psychological"/>
                 <w:tag w:val="evidence_report_psychological"/>
@@ -6657,8 +6657,8 @@
                   <w:rPr>
                     <w:rFonts w:ascii="MS Gothic" w:hAnsi="MS Gothic" w:cs="MS Gothic" w:eastAsia="MS Gothic"/>
                     <w:color w:val="000000"/>
-                    <w:sz w:val="20"/>
-                    <w:szCs w:val="20"/>
+                    <w:sz w:val="18"/>
+                    <w:szCs w:val="18"/>
                   </w:rPr>
                   <w:t>☐</w:t>
                 </w:r>
@@ -6677,8 +6677,8 @@
                 <w:rPr>
                   <w:rFonts w:ascii="MS Gothic" w:hAnsi="MS Gothic" w:cs="MS Gothic" w:eastAsia="MS Gothic"/>
                   <w:color w:val="000000"/>
-                  <w:sz w:val="20"/>
-                  <w:szCs w:val="20"/>
+                  <w:sz w:val="18"/>
+                  <w:szCs w:val="18"/>
                 </w:rPr>
                 <w:alias w:val="evidence_report_fonoaudiological"/>
                 <w:tag w:val="evidence_report_fonoaudiological"/>
@@ -6695,8 +6695,8 @@
                   <w:rPr>
                     <w:rFonts w:ascii="MS Gothic" w:hAnsi="MS Gothic" w:cs="MS Gothic" w:eastAsia="MS Gothic"/>
                     <w:color w:val="000000"/>
-                    <w:sz w:val="20"/>
-                    <w:szCs w:val="20"/>
+                    <w:sz w:val="18"/>
+                    <w:szCs w:val="18"/>
                   </w:rPr>
                   <w:t>☐</w:t>
                 </w:r>
@@ -6715,8 +6715,8 @@
                 <w:rPr>
                   <w:rFonts w:ascii="MS Gothic" w:hAnsi="MS Gothic" w:cs="MS Gothic" w:eastAsia="MS Gothic"/>
                   <w:color w:val="000000"/>
-                  <w:sz w:val="20"/>
-                  <w:szCs w:val="20"/>
+                  <w:sz w:val="18"/>
+                  <w:szCs w:val="18"/>
                 </w:rPr>
                 <w:alias w:val="evidence_report_pedagogical"/>
                 <w:tag w:val="evidence_report_pedagogical"/>
@@ -6733,8 +6733,8 @@
                   <w:rPr>
                     <w:rFonts w:ascii="MS Gothic" w:hAnsi="MS Gothic" w:cs="MS Gothic" w:eastAsia="MS Gothic"/>
                     <w:color w:val="000000"/>
-                    <w:sz w:val="20"/>
-                    <w:szCs w:val="20"/>
+                    <w:sz w:val="18"/>
+                    <w:szCs w:val="18"/>
                   </w:rPr>
                   <w:t>☐</w:t>
                 </w:r>
@@ -6762,8 +6762,8 @@
                 <w:rPr>
                   <w:rFonts w:ascii="MS Gothic" w:hAnsi="MS Gothic" w:cs="MS Gothic" w:eastAsia="MS Gothic"/>
                   <w:color w:val="000000"/>
-                  <w:sz w:val="20"/>
-                  <w:szCs w:val="20"/>
+                  <w:sz w:val="18"/>
+                  <w:szCs w:val="18"/>
                 </w:rPr>
                 <w:alias w:val="evidence_report_psychopedagogical"/>
                 <w:tag w:val="evidence_report_psychopedagogical"/>
@@ -6780,8 +6780,8 @@
                   <w:rPr>
                     <w:rFonts w:ascii="MS Gothic" w:hAnsi="MS Gothic" w:cs="MS Gothic" w:eastAsia="MS Gothic"/>
                     <w:color w:val="000000"/>
-                    <w:sz w:val="20"/>
-                    <w:szCs w:val="20"/>
+                    <w:sz w:val="18"/>
+                    <w:szCs w:val="18"/>
                   </w:rPr>
                   <w:t>☐</w:t>
                 </w:r>
@@ -6820,8 +6820,8 @@
                 <w:rPr>
                   <w:rFonts w:ascii="MS Gothic" w:hAnsi="MS Gothic" w:cs="MS Gothic" w:eastAsia="MS Gothic"/>
                   <w:color w:val="000000"/>
-                  <w:sz w:val="20"/>
-                  <w:szCs w:val="20"/>
+                  <w:sz w:val="18"/>
+                  <w:szCs w:val="18"/>
                 </w:rPr>
                 <w:alias w:val="evidence_health_assessment"/>
                 <w:tag w:val="evidence_health_assessment"/>
@@ -6838,8 +6838,8 @@
                   <w:rPr>
                     <w:rFonts w:ascii="MS Gothic" w:hAnsi="MS Gothic" w:cs="MS Gothic" w:eastAsia="MS Gothic"/>
                     <w:color w:val="000000"/>
-                    <w:sz w:val="20"/>
-                    <w:szCs w:val="20"/>
+                    <w:sz w:val="18"/>
+                    <w:szCs w:val="18"/>
                   </w:rPr>
                   <w:t>☐</w:t>
                 </w:r>
@@ -6868,8 +6868,8 @@
                   <w:rFonts w:ascii="MS Gothic" w:hAnsi="MS Gothic" w:cs="MS Gothic" w:eastAsia="MS Gothic"/>
                   <w:b/>
                   <w:color w:val="000000"/>
-                  <w:sz w:val="20"/>
-                  <w:szCs w:val="20"/>
+                  <w:sz w:val="18"/>
+                  <w:szCs w:val="18"/>
                 </w:rPr>
                 <w:alias w:val="evidence_specialized_health_exam"/>
                 <w:tag w:val="evidence_specialized_health_exam"/>
@@ -6887,8 +6887,8 @@
                     <w:rFonts w:ascii="MS Gothic" w:hAnsi="MS Gothic" w:cs="MS Gothic" w:eastAsia="MS Gothic"/>
                     <w:b/>
                     <w:color w:val="000000"/>
-                    <w:sz w:val="20"/>
-                    <w:szCs w:val="20"/>
+                    <w:sz w:val="18"/>
+                    <w:szCs w:val="18"/>
                   </w:rPr>
                   <w:t>☐</w:t>
                 </w:r>
@@ -6916,8 +6916,8 @@
                 <w:rPr>
                   <w:rFonts w:ascii="Arial" w:hAnsi="Arial" w:cs="Arial"/>
                   <w:color w:val="000000"/>
-                  <w:sz w:val="20"/>
-                  <w:szCs w:val="20"/>
+                  <w:sz w:val="18"/>
+                  <w:szCs w:val="18"/>
                 </w:rPr>
                 <w:alias w:val="evidence_specialized_health_detail"/>
                 <w:tag w:val="evidence_specialized_health_detail"/>
@@ -6933,8 +6933,8 @@
                   <w:rPr>
                     <w:rFonts w:ascii="Arial" w:hAnsi="Arial" w:cs="Arial"/>
                     <w:color w:val="000000"/>
-                    <w:sz w:val="20"/>
-                    <w:szCs w:val="20"/>
+                    <w:sz w:val="18"/>
+                    <w:szCs w:val="18"/>
                     <w:lang w:val="es-CL" w:eastAsia="es-CL"/>
                   </w:rPr>
                   <w:t>Escriba aquí</w:t>
@@ -6993,8 +6993,8 @@
                   <w:rFonts w:ascii="MS Gothic" w:hAnsi="MS Gothic" w:cs="MS Gothic" w:eastAsia="MS Gothic"/>
                   <w:b/>
                   <w:color w:val="000000"/>
-                  <w:sz w:val="20"/>
-                  <w:szCs w:val="20"/>
+                  <w:sz w:val="18"/>
+                  <w:szCs w:val="18"/>
                 </w:rPr>
                 <w:alias w:val="evidence_other"/>
                 <w:tag w:val="evidence_other"/>
@@ -7012,8 +7012,8 @@
                     <w:rFonts w:ascii="MS Gothic" w:hAnsi="MS Gothic" w:cs="MS Gothic" w:eastAsia="MS Gothic"/>
                     <w:b/>
                     <w:color w:val="000000"/>
-                    <w:sz w:val="20"/>
-                    <w:szCs w:val="20"/>
+                    <w:sz w:val="18"/>
+                    <w:szCs w:val="18"/>
                   </w:rPr>
                   <w:t>☐</w:t>
                 </w:r>
@@ -7052,8 +7052,8 @@
                   <w:rFonts w:ascii="Arial" w:hAnsi="Arial" w:cs="Arial"/>
                   <w:b/>
                   <w:color w:val="000000"/>
-                  <w:sz w:val="20"/>
-                  <w:szCs w:val="20"/>
+                  <w:sz w:val="18"/>
+                  <w:szCs w:val="18"/>
                 </w:rPr>
                 <w:alias w:val="evidence_other_detail"/>
                 <w:tag w:val="evidence_other_detail"/>
@@ -7069,8 +7069,8 @@
                   <w:rPr>
                     <w:rFonts w:ascii="Arial" w:hAnsi="Arial" w:cs="Arial"/>
                     <w:color w:val="000000"/>
-                    <w:sz w:val="20"/>
-                    <w:szCs w:val="20"/>
+                    <w:sz w:val="18"/>
+                    <w:szCs w:val="18"/>
                     <w:lang w:val="es-CL" w:eastAsia="es-CL"/>
                   </w:rPr>
                   <w:t>Escriba aquí</w:t>
@@ -7114,8 +7114,8 @@
                 <w:rFonts w:ascii="Arial" w:hAnsi="Arial" w:cs="Arial"/>
                 <w:b/>
                 <w:color w:val="000000"/>
-                <w:sz w:val="20"/>
-                <w:szCs w:val="20"/>
+                <w:sz w:val="18"/>
+                <w:szCs w:val="18"/>
                 <w:highlight w:val="yellow"/>
               </w:rPr>
               <w:alias w:val="evidence_documents_count"/>
@@ -7134,8 +7134,8 @@
                     <w:rFonts w:ascii="Arial" w:hAnsi="Arial" w:cs="Arial"/>
                     <w:b/>
                     <w:color w:val="000000"/>
-                    <w:sz w:val="20"/>
-                    <w:szCs w:val="20"/>
+                    <w:sz w:val="18"/>
+                    <w:szCs w:val="18"/>
                     <w:highlight w:val="yellow"/>
                   </w:rPr>
                 </w:pPr>
@@ -7143,8 +7143,8 @@
                   <w:rPr>
                     <w:rFonts w:ascii="Arial" w:hAnsi="Arial" w:cs="Arial"/>
                     <w:color w:val="000000"/>
-                    <w:sz w:val="20"/>
-                    <w:szCs w:val="20"/>
+                    <w:sz w:val="18"/>
+                    <w:szCs w:val="18"/>
                     <w:lang w:val="es-CL" w:eastAsia="es-CL"/>
                   </w:rPr>
                   <w:t>Escriba aquí</w:t>
@@ -7298,8 +7298,8 @@
                   <w:rFonts w:ascii="Arial" w:hAnsi="Arial" w:cs="Arial"/>
                   <w:b/>
                   <w:color w:val="000000"/>
-                  <w:sz w:val="20"/>
-                  <w:szCs w:val="20"/>
+                  <w:sz w:val="18"/>
+                  <w:szCs w:val="18"/>
                 </w:rPr>
                 <w:alias w:val="identification_number"/>
                 <w:tag w:val="identification_number"/>
@@ -7315,8 +7315,8 @@
                   <w:rPr>
                     <w:rFonts w:ascii="Arial" w:hAnsi="Arial" w:cs="Arial"/>
                     <w:color w:val="000000"/>
-                    <w:sz w:val="20"/>
-                    <w:szCs w:val="20"/>
+                    <w:sz w:val="18"/>
+                    <w:szCs w:val="18"/>
                     <w:lang w:val="es-CL" w:eastAsia="es-CL"/>
                   </w:rPr>
                   <w:t>Escriba aquí</w:t>
@@ -7635,8 +7635,8 @@
                 <w:rPr>
                   <w:rFonts w:ascii="Arial" w:hAnsi="Arial" w:cs="Arial"/>
                   <w:color w:val="000000"/>
-                  <w:sz w:val="20"/>
-                  <w:szCs w:val="20"/>
+                  <w:sz w:val="18"/>
+                  <w:szCs w:val="18"/>
                 </w:rPr>
                 <w:alias w:val="visual_school_learning_achieved"/>
                 <w:tag w:val="visual_school_learning_achieved"/>
@@ -7652,8 +7652,8 @@
                   <w:rPr>
                     <w:rFonts w:ascii="Arial" w:hAnsi="Arial" w:cs="Arial"/>
                     <w:color w:val="000000"/>
-                    <w:sz w:val="20"/>
-                    <w:szCs w:val="20"/>
+                    <w:sz w:val="18"/>
+                    <w:szCs w:val="18"/>
                     <w:lang w:val="es-CL" w:eastAsia="es-CL"/>
                   </w:rPr>
                   <w:t>Escriba aquí</w:t>
@@ -7781,8 +7781,8 @@
               <w:rPr>
                 <w:rFonts w:ascii="Arial" w:hAnsi="Arial" w:cs="Arial"/>
                 <w:color w:val="000000"/>
-                <w:sz w:val="20"/>
-                <w:szCs w:val="20"/>
+                <w:sz w:val="18"/>
+                <w:szCs w:val="18"/>
               </w:rPr>
               <w:alias w:val="visual_school_learning_unachieved"/>
               <w:tag w:val="visual_school_learning_unachieved"/>
@@ -7800,16 +7800,16 @@
                   <w:rPr>
                     <w:rFonts w:ascii="Arial" w:hAnsi="Arial" w:cs="Arial"/>
                     <w:color w:val="000000"/>
-                    <w:sz w:val="20"/>
-                    <w:szCs w:val="20"/>
+                    <w:sz w:val="18"/>
+                    <w:szCs w:val="18"/>
                   </w:rPr>
                 </w:pPr>
                 <w:r>
                   <w:rPr>
                     <w:rFonts w:ascii="Arial" w:hAnsi="Arial" w:cs="Arial"/>
                     <w:color w:val="000000"/>
-                    <w:sz w:val="20"/>
-                    <w:szCs w:val="20"/>
+                    <w:sz w:val="18"/>
+                    <w:szCs w:val="18"/>
                     <w:lang w:val="es-CL" w:eastAsia="es-CL"/>
                   </w:rPr>
                   <w:t>Escriba aquí</w:t>
@@ -7965,8 +7965,8 @@
               <w:rPr>
                 <w:rFonts w:ascii="Arial" w:hAnsi="Arial" w:cs="Arial"/>
                 <w:color w:val="000000"/>
-                <w:sz w:val="20"/>
-                <w:szCs w:val="20"/>
+                <w:sz w:val="18"/>
+                <w:szCs w:val="18"/>
               </w:rPr>
               <w:alias w:val="visual_school_context_achievements"/>
               <w:tag w:val="visual_school_context_achievements"/>
@@ -7984,16 +7984,16 @@
                   <w:rPr>
                     <w:rFonts w:ascii="Arial" w:hAnsi="Arial" w:cs="Arial"/>
                     <w:color w:val="000000"/>
-                    <w:sz w:val="20"/>
-                    <w:szCs w:val="20"/>
+                    <w:sz w:val="18"/>
+                    <w:szCs w:val="18"/>
                   </w:rPr>
                 </w:pPr>
                 <w:r>
                   <w:rPr>
                     <w:rFonts w:ascii="Arial" w:hAnsi="Arial" w:cs="Arial"/>
                     <w:color w:val="000000"/>
-                    <w:sz w:val="20"/>
-                    <w:szCs w:val="20"/>
+                    <w:sz w:val="18"/>
+                    <w:szCs w:val="18"/>
                     <w:lang w:val="es-CL" w:eastAsia="es-CL"/>
                   </w:rPr>
                   <w:t>Escriba aquí</w:t>
@@ -8137,8 +8137,8 @@
               <w:rPr>
                 <w:rFonts w:ascii="Arial" w:hAnsi="Arial" w:cs="Arial"/>
                 <w:color w:val="000000"/>
-                <w:sz w:val="20"/>
-                <w:szCs w:val="20"/>
+                <w:sz w:val="18"/>
+                <w:szCs w:val="18"/>
               </w:rPr>
               <w:alias w:val="visual_school_barrier_reduction"/>
               <w:tag w:val="visual_school_barrier_reduction"/>
@@ -8156,16 +8156,16 @@
                   <w:rPr>
                     <w:rFonts w:ascii="Arial" w:hAnsi="Arial" w:cs="Arial"/>
                     <w:color w:val="000000"/>
-                    <w:sz w:val="20"/>
-                    <w:szCs w:val="20"/>
+                    <w:sz w:val="18"/>
+                    <w:szCs w:val="18"/>
                   </w:rPr>
                 </w:pPr>
                 <w:r>
                   <w:rPr>
                     <w:rFonts w:ascii="Arial" w:hAnsi="Arial" w:cs="Arial"/>
                     <w:color w:val="000000"/>
-                    <w:sz w:val="20"/>
-                    <w:szCs w:val="20"/>
+                    <w:sz w:val="18"/>
+                    <w:szCs w:val="18"/>
                     <w:lang w:val="es-CL" w:eastAsia="es-CL"/>
                   </w:rPr>
                   <w:t>Escriba aquí</w:t>
@@ -8387,8 +8387,8 @@
             <w:rPr>
               <w:rFonts w:ascii="Arial" w:hAnsi="Arial" w:cs="Arial"/>
               <w:color w:val="000000"/>
-              <w:sz w:val="20"/>
-              <w:szCs w:val="20"/>
+              <w:sz w:val="18"/>
+              <w:szCs w:val="18"/>
             </w:rPr>
             <w:alias w:val="specialized_family_participation"/>
             <w:tag w:val="specialized_family_participation"/>
@@ -8414,16 +8414,16 @@
                   <w:rPr>
                     <w:rFonts w:ascii="Arial" w:hAnsi="Arial" w:cs="Arial"/>
                     <w:color w:val="000000"/>
-                    <w:sz w:val="20"/>
-                    <w:szCs w:val="20"/>
+                    <w:sz w:val="18"/>
+                    <w:szCs w:val="18"/>
                   </w:rPr>
                 </w:pPr>
                 <w:r>
                   <w:rPr>
                     <w:rFonts w:ascii="Arial" w:hAnsi="Arial" w:cs="Arial"/>
                     <w:color w:val="000000"/>
-                    <w:sz w:val="20"/>
-                    <w:szCs w:val="20"/>
+                    <w:sz w:val="18"/>
+                    <w:szCs w:val="18"/>
                     <w:lang w:val="es-CL" w:eastAsia="es-CL"/>
                   </w:rPr>
                   <w:t>Escriba aquí</w:t>
@@ -8437,8 +8437,8 @@
             <w:rPr>
               <w:rFonts w:ascii="Arial" w:hAnsi="Arial" w:cs="Arial"/>
               <w:color w:val="000000"/>
-              <w:sz w:val="20"/>
-              <w:szCs w:val="20"/>
+              <w:sz w:val="18"/>
+              <w:szCs w:val="18"/>
             </w:rPr>
             <w:alias w:val="specialized_next_period_emphasis"/>
             <w:tag w:val="specialized_next_period_emphasis"/>
@@ -8463,16 +8463,16 @@
                   <w:rPr>
                     <w:rFonts w:ascii="Arial" w:hAnsi="Arial" w:cs="Arial"/>
                     <w:color w:val="000000"/>
-                    <w:sz w:val="20"/>
-                    <w:szCs w:val="20"/>
+                    <w:sz w:val="18"/>
+                    <w:szCs w:val="18"/>
                   </w:rPr>
                 </w:pPr>
                 <w:r>
                   <w:rPr>
                     <w:rFonts w:ascii="Arial" w:hAnsi="Arial" w:cs="Arial"/>
                     <w:color w:val="000000"/>
-                    <w:sz w:val="20"/>
-                    <w:szCs w:val="20"/>
+                    <w:sz w:val="18"/>
+                    <w:szCs w:val="18"/>
                     <w:lang w:val="es-CL" w:eastAsia="es-CL"/>
                   </w:rPr>
                   <w:t>Escriba aquí</w:t>
@@ -8662,8 +8662,8 @@
               <w:rPr>
                 <w:rFonts w:ascii="Arial" w:hAnsi="Arial" w:cs="Arial"/>
                 <w:color w:val="000000"/>
-                <w:sz w:val="20"/>
-                <w:szCs w:val="20"/>
+                <w:sz w:val="18"/>
+                <w:szCs w:val="18"/>
               </w:rPr>
               <w:alias w:val="visual_specific_vision_progress"/>
               <w:tag w:val="visual_specific_vision_progress"/>
@@ -8681,16 +8681,16 @@
                   <w:rPr>
                     <w:rFonts w:ascii="Arial" w:hAnsi="Arial" w:cs="Arial"/>
                     <w:color w:val="000000"/>
-                    <w:sz w:val="20"/>
-                    <w:szCs w:val="20"/>
+                    <w:sz w:val="18"/>
+                    <w:szCs w:val="18"/>
                   </w:rPr>
                 </w:pPr>
                 <w:r>
                   <w:rPr>
                     <w:rFonts w:ascii="Arial" w:hAnsi="Arial" w:cs="Arial"/>
                     <w:color w:val="000000"/>
-                    <w:sz w:val="20"/>
-                    <w:szCs w:val="20"/>
+                    <w:sz w:val="18"/>
+                    <w:szCs w:val="18"/>
                     <w:lang w:val="es-CL" w:eastAsia="es-CL"/>
                   </w:rPr>
                   <w:t>Escriba aquí</w:t>
@@ -8799,8 +8799,8 @@
               <w:rPr>
                 <w:rFonts w:ascii="Arial" w:hAnsi="Arial" w:cs="Arial"/>
                 <w:color w:val="000000"/>
-                <w:sz w:val="20"/>
-                <w:szCs w:val="20"/>
+                <w:sz w:val="18"/>
+                <w:szCs w:val="18"/>
               </w:rPr>
               <w:alias w:val="visual_specific_orientation_progress"/>
               <w:tag w:val="visual_specific_orientation_progress"/>
@@ -8818,16 +8818,16 @@
                   <w:rPr>
                     <w:rFonts w:ascii="Arial" w:hAnsi="Arial" w:cs="Arial"/>
                     <w:color w:val="000000"/>
-                    <w:sz w:val="20"/>
-                    <w:szCs w:val="20"/>
+                    <w:sz w:val="18"/>
+                    <w:szCs w:val="18"/>
                   </w:rPr>
                 </w:pPr>
                 <w:r>
                   <w:rPr>
                     <w:rFonts w:ascii="Arial" w:hAnsi="Arial" w:cs="Arial"/>
                     <w:color w:val="000000"/>
-                    <w:sz w:val="20"/>
-                    <w:szCs w:val="20"/>
+                    <w:sz w:val="18"/>
+                    <w:szCs w:val="18"/>
                     <w:lang w:val="es-CL" w:eastAsia="es-CL"/>
                   </w:rPr>
                   <w:t>Escriba aquí</w:t>
@@ -8869,8 +8869,8 @@
               <w:rPr>
                 <w:rFonts w:ascii="Arial" w:hAnsi="Arial" w:cs="Arial"/>
                 <w:color w:val="000000"/>
-                <w:sz w:val="20"/>
-                <w:szCs w:val="20"/>
+                <w:sz w:val="18"/>
+                <w:szCs w:val="18"/>
               </w:rPr>
               <w:alias w:val="visual_specific_mobility_progress"/>
               <w:tag w:val="visual_specific_mobility_progress"/>
@@ -8889,16 +8889,16 @@
                   <w:rPr>
                     <w:rFonts w:ascii="Arial" w:hAnsi="Arial" w:cs="Arial"/>
                     <w:color w:val="000000"/>
-                    <w:sz w:val="20"/>
-                    <w:szCs w:val="20"/>
+                    <w:sz w:val="18"/>
+                    <w:szCs w:val="18"/>
                   </w:rPr>
                 </w:pPr>
                 <w:r>
                   <w:rPr>
                     <w:rFonts w:ascii="Arial" w:hAnsi="Arial" w:cs="Arial"/>
                     <w:color w:val="000000"/>
-                    <w:sz w:val="20"/>
-                    <w:szCs w:val="20"/>
+                    <w:sz w:val="18"/>
+                    <w:szCs w:val="18"/>
                     <w:lang w:val="es-CL" w:eastAsia="es-CL"/>
                   </w:rPr>
                   <w:t>Escriba aquí</w:t>
@@ -9041,8 +9041,8 @@
             <w:rPr>
               <w:rFonts w:ascii="Arial" w:hAnsi="Arial" w:cs="Arial"/>
               <w:color w:val="000000"/>
-              <w:sz w:val="20"/>
-              <w:szCs w:val="20"/>
+              <w:sz w:val="18"/>
+              <w:szCs w:val="18"/>
             </w:rPr>
             <w:alias w:val="visual_specific_orientation_mobility_emphasis"/>
             <w:tag w:val="visual_specific_orientation_mobility_emphasis"/>
@@ -9070,16 +9070,16 @@
                   <w:rPr>
                     <w:rFonts w:ascii="Arial" w:hAnsi="Arial" w:cs="Arial"/>
                     <w:color w:val="000000"/>
-                    <w:sz w:val="20"/>
-                    <w:szCs w:val="20"/>
+                    <w:sz w:val="18"/>
+                    <w:szCs w:val="18"/>
                   </w:rPr>
                 </w:pPr>
                 <w:r>
                   <w:rPr>
                     <w:rFonts w:ascii="Arial" w:hAnsi="Arial" w:cs="Arial"/>
                     <w:color w:val="000000"/>
-                    <w:sz w:val="20"/>
-                    <w:szCs w:val="20"/>
+                    <w:sz w:val="18"/>
+                    <w:szCs w:val="18"/>
                     <w:lang w:val="es-CL" w:eastAsia="es-CL"/>
                   </w:rPr>
                   <w:t>Escriba aquí</w:t>
@@ -9206,8 +9206,8 @@
               <w:rPr>
                 <w:rFonts w:ascii="Arial" w:hAnsi="Arial" w:cs="Arial"/>
                 <w:color w:val="000000"/>
-                <w:sz w:val="20"/>
-                <w:szCs w:val="20"/>
+                <w:sz w:val="18"/>
+                <w:szCs w:val="18"/>
               </w:rPr>
               <w:alias w:val="visual_specific_adl_progress"/>
               <w:tag w:val="visual_specific_adl_progress"/>
@@ -9224,16 +9224,16 @@
                   <w:rPr>
                     <w:rFonts w:ascii="Arial" w:hAnsi="Arial" w:cs="Arial"/>
                     <w:color w:val="000000"/>
-                    <w:sz w:val="20"/>
-                    <w:szCs w:val="20"/>
+                    <w:sz w:val="18"/>
+                    <w:szCs w:val="18"/>
                   </w:rPr>
                 </w:pPr>
                 <w:r>
                   <w:rPr>
                     <w:rFonts w:ascii="Arial" w:hAnsi="Arial" w:cs="Arial"/>
                     <w:color w:val="000000"/>
-                    <w:sz w:val="20"/>
-                    <w:szCs w:val="20"/>
+                    <w:sz w:val="18"/>
+                    <w:szCs w:val="18"/>
                     <w:lang w:val="es-CL" w:eastAsia="es-CL"/>
                   </w:rPr>
                   <w:t>Escriba aquí</w:t>
@@ -9349,8 +9349,8 @@
               <w:rFonts w:ascii="Arial" w:hAnsi="Arial" w:cs="Arial"/>
               <w:i/>
               <w:color w:val="000000"/>
-              <w:sz w:val="20"/>
-              <w:szCs w:val="20"/>
+              <w:sz w:val="18"/>
+              <w:szCs w:val="18"/>
             </w:rPr>
             <w:alias w:val="visual_specific_adl_emphasis"/>
             <w:tag w:val="visual_specific_adl_emphasis"/>
@@ -9378,16 +9378,16 @@
                     <w:rFonts w:ascii="Arial" w:hAnsi="Arial" w:cs="Arial"/>
                     <w:i/>
                     <w:color w:val="000000"/>
-                    <w:sz w:val="20"/>
-                    <w:szCs w:val="20"/>
+                    <w:sz w:val="18"/>
+                    <w:szCs w:val="18"/>
                   </w:rPr>
                 </w:pPr>
                 <w:r>
                   <w:rPr>
                     <w:rFonts w:ascii="Arial" w:hAnsi="Arial" w:cs="Arial"/>
                     <w:color w:val="000000"/>
-                    <w:sz w:val="20"/>
-                    <w:szCs w:val="20"/>
+                    <w:sz w:val="18"/>
+                    <w:szCs w:val="18"/>
                     <w:lang w:val="es-CL" w:eastAsia="es-CL"/>
                   </w:rPr>
                   <w:t>Escriba aquí</w:t>
@@ -9627,8 +9627,8 @@
             <w:rPr>
               <w:rFonts w:ascii="Arial" w:hAnsi="Arial" w:cs="Arial"/>
               <w:color w:val="000000"/>
-              <w:sz w:val="20"/>
-              <w:szCs w:val="20"/>
+              <w:sz w:val="18"/>
+              <w:szCs w:val="18"/>
             </w:rPr>
             <w:alias w:val="visual_specific_functional_vision"/>
             <w:tag w:val="visual_specific_functional_vision"/>
@@ -9656,16 +9656,16 @@
                   <w:rPr>
                     <w:rFonts w:ascii="Arial" w:hAnsi="Arial" w:cs="Arial"/>
                     <w:color w:val="000000"/>
-                    <w:sz w:val="20"/>
-                    <w:szCs w:val="20"/>
+                    <w:sz w:val="18"/>
+                    <w:szCs w:val="18"/>
                   </w:rPr>
                 </w:pPr>
                 <w:r>
                   <w:rPr>
                     <w:rFonts w:ascii="Arial" w:hAnsi="Arial" w:cs="Arial"/>
                     <w:color w:val="000000"/>
-                    <w:sz w:val="20"/>
-                    <w:szCs w:val="20"/>
+                    <w:sz w:val="18"/>
+                    <w:szCs w:val="18"/>
                     <w:lang w:val="es-CL" w:eastAsia="es-CL"/>
                   </w:rPr>
                   <w:t>Escriba aquí</w:t>
@@ -9679,8 +9679,8 @@
             <w:rPr>
               <w:rFonts w:ascii="Arial" w:hAnsi="Arial" w:cs="Arial"/>
               <w:color w:val="000000"/>
-              <w:sz w:val="20"/>
-              <w:szCs w:val="20"/>
+              <w:sz w:val="18"/>
+              <w:szCs w:val="18"/>
             </w:rPr>
             <w:alias w:val="visual_specific_signography"/>
             <w:tag w:val="visual_specific_signography"/>
@@ -9708,16 +9708,16 @@
                   <w:rPr>
                     <w:rFonts w:ascii="Arial" w:hAnsi="Arial" w:cs="Arial"/>
                     <w:color w:val="000000"/>
-                    <w:sz w:val="20"/>
-                    <w:szCs w:val="20"/>
+                    <w:sz w:val="18"/>
+                    <w:szCs w:val="18"/>
                   </w:rPr>
                 </w:pPr>
                 <w:r>
                   <w:rPr>
                     <w:rFonts w:ascii="Arial" w:hAnsi="Arial" w:cs="Arial"/>
                     <w:color w:val="000000"/>
-                    <w:sz w:val="20"/>
-                    <w:szCs w:val="20"/>
+                    <w:sz w:val="18"/>
+                    <w:szCs w:val="18"/>
                     <w:lang w:val="es-CL" w:eastAsia="es-CL"/>
                   </w:rPr>
                   <w:t>Escriba aquí</w:t>
@@ -9766,8 +9766,8 @@
               <w:rPr>
                 <w:rFonts w:ascii="Arial" w:hAnsi="Arial" w:cs="Arial"/>
                 <w:color w:val="000000"/>
-                <w:sz w:val="20"/>
-                <w:szCs w:val="20"/>
+                <w:sz w:val="18"/>
+                <w:szCs w:val="18"/>
               </w:rPr>
               <w:alias w:val="visual_specific_learning_motivation"/>
               <w:tag w:val="visual_specific_learning_motivation"/>
@@ -9785,16 +9785,16 @@
                   <w:rPr>
                     <w:rFonts w:ascii="Arial" w:hAnsi="Arial" w:cs="Arial"/>
                     <w:color w:val="000000"/>
-                    <w:sz w:val="20"/>
-                    <w:szCs w:val="20"/>
+                    <w:sz w:val="18"/>
+                    <w:szCs w:val="18"/>
                   </w:rPr>
                 </w:pPr>
                 <w:r>
                   <w:rPr>
                     <w:rFonts w:ascii="Arial" w:hAnsi="Arial" w:cs="Arial"/>
                     <w:color w:val="000000"/>
-                    <w:sz w:val="20"/>
-                    <w:szCs w:val="20"/>
+                    <w:sz w:val="18"/>
+                    <w:szCs w:val="18"/>
                     <w:lang w:val="es-CL" w:eastAsia="es-CL"/>
                   </w:rPr>
                   <w:t>Escriba aquí</w:t>
@@ -9871,8 +9871,8 @@
             <w:rPr>
               <w:rFonts w:ascii="Arial" w:hAnsi="Arial" w:cs="Arial"/>
               <w:color w:val="000000"/>
-              <w:sz w:val="20"/>
-              <w:szCs w:val="20"/>
+              <w:sz w:val="18"/>
+              <w:szCs w:val="18"/>
             </w:rPr>
             <w:alias w:val="visual_specific_learning_emphasis"/>
             <w:tag w:val="visual_specific_learning_emphasis"/>
@@ -9895,16 +9895,16 @@
                   <w:rPr>
                     <w:rFonts w:ascii="Arial" w:hAnsi="Arial" w:cs="Arial"/>
                     <w:color w:val="000000"/>
-                    <w:sz w:val="20"/>
-                    <w:szCs w:val="20"/>
+                    <w:sz w:val="18"/>
+                    <w:szCs w:val="18"/>
                   </w:rPr>
                 </w:pPr>
                 <w:r>
                   <w:rPr>
                     <w:rFonts w:ascii="Arial" w:hAnsi="Arial" w:cs="Arial"/>
                     <w:color w:val="000000"/>
-                    <w:sz w:val="20"/>
-                    <w:szCs w:val="20"/>
+                    <w:sz w:val="18"/>
+                    <w:szCs w:val="18"/>
                     <w:lang w:val="es-CL" w:eastAsia="es-CL"/>
                   </w:rPr>
                   <w:t>Escriba aquí</w:t>
@@ -10030,8 +10030,8 @@
                   <w:rFonts w:ascii="Arial" w:hAnsi="Arial" w:cs="Arial"/>
                   <w:b/>
                   <w:color w:val="000000"/>
-                  <w:sz w:val="20"/>
-                  <w:szCs w:val="20"/>
+                  <w:sz w:val="18"/>
+                  <w:szCs w:val="18"/>
                 </w:rPr>
                 <w:alias w:val="identification_number"/>
                 <w:tag w:val="identification_number"/>
@@ -10047,8 +10047,8 @@
                   <w:rPr>
                     <w:rFonts w:ascii="Arial" w:hAnsi="Arial" w:cs="Arial"/>
                     <w:color w:val="000000"/>
-                    <w:sz w:val="20"/>
-                    <w:szCs w:val="20"/>
+                    <w:sz w:val="18"/>
+                    <w:szCs w:val="18"/>
                     <w:lang w:val="es-CL" w:eastAsia="es-CL"/>
                   </w:rPr>
                   <w:t>Escriba aquí</w:t>
@@ -10403,8 +10403,8 @@
             <w:rPr>
               <w:rFonts w:ascii="Arial" w:hAnsi="Arial" w:cs="Arial"/>
               <w:color w:val="000000"/>
-              <w:sz w:val="20"/>
-              <w:szCs w:val="20"/>
+              <w:sz w:val="18"/>
+              <w:szCs w:val="18"/>
             </w:rPr>
             <w:alias w:val="support_personal_specific"/>
             <w:tag w:val="support_personal_specific"/>
@@ -10425,16 +10425,16 @@
                   <w:rPr>
                     <w:rFonts w:ascii="Arial" w:hAnsi="Arial" w:cs="Arial"/>
                     <w:color w:val="000000"/>
-                    <w:sz w:val="20"/>
-                    <w:szCs w:val="20"/>
+                    <w:sz w:val="18"/>
+                    <w:szCs w:val="18"/>
                   </w:rPr>
                 </w:pPr>
                 <w:r>
                   <w:rPr>
                     <w:rFonts w:ascii="Arial" w:hAnsi="Arial" w:cs="Arial"/>
                     <w:color w:val="000000"/>
-                    <w:sz w:val="20"/>
-                    <w:szCs w:val="20"/>
+                    <w:sz w:val="18"/>
+                    <w:szCs w:val="18"/>
                     <w:lang w:val="es-CL" w:eastAsia="es-CL"/>
                   </w:rPr>
                   <w:t>Escriba aquí</w:t>
@@ -10448,8 +10448,8 @@
             <w:rPr>
               <w:rFonts w:ascii="MS Gothic" w:hAnsi="MS Gothic" w:cs="MS Gothic" w:eastAsia="MS Gothic"/>
               <w:color w:val="000000"/>
-              <w:sz w:val="20"/>
-              <w:szCs w:val="20"/>
+              <w:sz w:val="18"/>
+              <w:szCs w:val="18"/>
             </w:rPr>
             <w:alias w:val="support_personal_continuity__si"/>
             <w:tag w:val="support_personal_continuity__si"/>
@@ -10475,8 +10475,8 @@
                   <w:rPr>
                     <w:rFonts w:ascii="MS Gothic" w:hAnsi="MS Gothic" w:cs="MS Gothic" w:eastAsia="MS Gothic"/>
                     <w:color w:val="000000"/>
-                    <w:sz w:val="20"/>
-                    <w:szCs w:val="20"/>
+                    <w:sz w:val="18"/>
+                    <w:szCs w:val="18"/>
                   </w:rPr>
                   <w:t>☐</w:t>
                 </w:r>
@@ -10489,8 +10489,8 @@
             <w:rPr>
               <w:rFonts w:ascii="MS Gothic" w:hAnsi="MS Gothic" w:cs="MS Gothic" w:eastAsia="MS Gothic"/>
               <w:color w:val="000000"/>
-              <w:sz w:val="20"/>
-              <w:szCs w:val="20"/>
+              <w:sz w:val="18"/>
+              <w:szCs w:val="18"/>
             </w:rPr>
             <w:alias w:val="support_personal_continuity__no"/>
             <w:tag w:val="support_personal_continuity__no"/>
@@ -10516,8 +10516,8 @@
                   <w:rPr>
                     <w:rFonts w:ascii="MS Gothic" w:hAnsi="MS Gothic" w:cs="MS Gothic" w:eastAsia="MS Gothic"/>
                     <w:color w:val="000000"/>
-                    <w:sz w:val="20"/>
-                    <w:szCs w:val="20"/>
+                    <w:sz w:val="18"/>
+                    <w:szCs w:val="18"/>
                   </w:rPr>
                   <w:t>☐</w:t>
                 </w:r>
@@ -10530,8 +10530,8 @@
             <w:rPr>
               <w:rFonts w:ascii="Arial" w:hAnsi="Arial" w:cs="Arial"/>
               <w:color w:val="000000"/>
-              <w:sz w:val="20"/>
-              <w:szCs w:val="20"/>
+              <w:sz w:val="18"/>
+              <w:szCs w:val="18"/>
             </w:rPr>
             <w:alias w:val="support_personal_observations"/>
             <w:tag w:val="support_personal_observations"/>
@@ -10553,16 +10553,16 @@
                   <w:rPr>
                     <w:rFonts w:ascii="Arial" w:hAnsi="Arial" w:cs="Arial"/>
                     <w:color w:val="000000"/>
-                    <w:sz w:val="20"/>
-                    <w:szCs w:val="20"/>
+                    <w:sz w:val="18"/>
+                    <w:szCs w:val="18"/>
                   </w:rPr>
                 </w:pPr>
                 <w:r>
                   <w:rPr>
                     <w:rFonts w:ascii="Arial" w:hAnsi="Arial" w:cs="Arial"/>
                     <w:color w:val="000000"/>
-                    <w:sz w:val="20"/>
-                    <w:szCs w:val="20"/>
+                    <w:sz w:val="18"/>
+                    <w:szCs w:val="18"/>
                     <w:lang w:val="es-CL" w:eastAsia="es-CL"/>
                   </w:rPr>
                   <w:t>Escriba aquí</w:t>
@@ -10608,8 +10608,8 @@
             <w:rPr>
               <w:rFonts w:ascii="Arial" w:hAnsi="Arial" w:cs="Arial"/>
               <w:color w:val="000000"/>
-              <w:sz w:val="20"/>
-              <w:szCs w:val="20"/>
+              <w:sz w:val="18"/>
+              <w:szCs w:val="18"/>
             </w:rPr>
             <w:alias w:val="support_curricular_specific"/>
             <w:tag w:val="support_curricular_specific"/>
@@ -10630,16 +10630,16 @@
                   <w:rPr>
                     <w:rFonts w:ascii="Arial" w:hAnsi="Arial" w:cs="Arial"/>
                     <w:color w:val="000000"/>
-                    <w:sz w:val="20"/>
-                    <w:szCs w:val="20"/>
+                    <w:sz w:val="18"/>
+                    <w:szCs w:val="18"/>
                   </w:rPr>
                 </w:pPr>
                 <w:r>
                   <w:rPr>
                     <w:rFonts w:ascii="Arial" w:hAnsi="Arial" w:cs="Arial"/>
                     <w:color w:val="000000"/>
-                    <w:sz w:val="20"/>
-                    <w:szCs w:val="20"/>
+                    <w:sz w:val="18"/>
+                    <w:szCs w:val="18"/>
                     <w:lang w:val="es-CL" w:eastAsia="es-CL"/>
                   </w:rPr>
                   <w:t>Escriba aquí</w:t>
@@ -10653,8 +10653,8 @@
             <w:rPr>
               <w:rFonts w:ascii="MS Gothic" w:hAnsi="MS Gothic" w:cs="MS Gothic" w:eastAsia="MS Gothic"/>
               <w:color w:val="000000"/>
-              <w:sz w:val="20"/>
-              <w:szCs w:val="20"/>
+              <w:sz w:val="18"/>
+              <w:szCs w:val="18"/>
             </w:rPr>
             <w:alias w:val="support_curricular_continuity__si"/>
             <w:tag w:val="support_curricular_continuity__si"/>
@@ -10680,8 +10680,8 @@
                   <w:rPr>
                     <w:rFonts w:ascii="MS Gothic" w:hAnsi="MS Gothic" w:cs="MS Gothic" w:eastAsia="MS Gothic"/>
                     <w:color w:val="000000"/>
-                    <w:sz w:val="20"/>
-                    <w:szCs w:val="20"/>
+                    <w:sz w:val="18"/>
+                    <w:szCs w:val="18"/>
                   </w:rPr>
                   <w:t>☐</w:t>
                 </w:r>
@@ -10694,8 +10694,8 @@
             <w:rPr>
               <w:rFonts w:ascii="MS Gothic" w:hAnsi="MS Gothic" w:cs="MS Gothic" w:eastAsia="MS Gothic"/>
               <w:color w:val="000000"/>
-              <w:sz w:val="20"/>
-              <w:szCs w:val="20"/>
+              <w:sz w:val="18"/>
+              <w:szCs w:val="18"/>
             </w:rPr>
             <w:alias w:val="support_curricular_continuity__no"/>
             <w:tag w:val="support_curricular_continuity__no"/>
@@ -10721,8 +10721,8 @@
                   <w:rPr>
                     <w:rFonts w:ascii="MS Gothic" w:hAnsi="MS Gothic" w:cs="MS Gothic" w:eastAsia="MS Gothic"/>
                     <w:color w:val="000000"/>
-                    <w:sz w:val="20"/>
-                    <w:szCs w:val="20"/>
+                    <w:sz w:val="18"/>
+                    <w:szCs w:val="18"/>
                   </w:rPr>
                   <w:t>☐</w:t>
                 </w:r>
@@ -10735,8 +10735,8 @@
             <w:rPr>
               <w:rFonts w:ascii="Arial" w:hAnsi="Arial" w:cs="Arial"/>
               <w:color w:val="000000"/>
-              <w:sz w:val="20"/>
-              <w:szCs w:val="20"/>
+              <w:sz w:val="18"/>
+              <w:szCs w:val="18"/>
             </w:rPr>
             <w:alias w:val="support_curricular_observations"/>
             <w:tag w:val="support_curricular_observations"/>
@@ -10758,16 +10758,16 @@
                   <w:rPr>
                     <w:rFonts w:ascii="Arial" w:hAnsi="Arial" w:cs="Arial"/>
                     <w:color w:val="000000"/>
-                    <w:sz w:val="20"/>
-                    <w:szCs w:val="20"/>
+                    <w:sz w:val="18"/>
+                    <w:szCs w:val="18"/>
                   </w:rPr>
                 </w:pPr>
                 <w:r>
                   <w:rPr>
                     <w:rFonts w:ascii="Arial" w:hAnsi="Arial" w:cs="Arial"/>
                     <w:color w:val="000000"/>
-                    <w:sz w:val="20"/>
-                    <w:szCs w:val="20"/>
+                    <w:sz w:val="18"/>
+                    <w:szCs w:val="18"/>
                     <w:lang w:val="es-CL" w:eastAsia="es-CL"/>
                   </w:rPr>
                   <w:t>Escriba aquí</w:t>
@@ -10813,8 +10813,8 @@
             <w:rPr>
               <w:rFonts w:ascii="Arial" w:hAnsi="Arial" w:cs="Arial"/>
               <w:color w:val="000000"/>
-              <w:sz w:val="20"/>
-              <w:szCs w:val="20"/>
+              <w:sz w:val="18"/>
+              <w:szCs w:val="18"/>
             </w:rPr>
             <w:alias w:val="support_materials_specific"/>
             <w:tag w:val="support_materials_specific"/>
@@ -10835,16 +10835,16 @@
                   <w:rPr>
                     <w:rFonts w:ascii="Arial" w:hAnsi="Arial" w:cs="Arial"/>
                     <w:color w:val="000000"/>
-                    <w:sz w:val="20"/>
-                    <w:szCs w:val="20"/>
+                    <w:sz w:val="18"/>
+                    <w:szCs w:val="18"/>
                   </w:rPr>
                 </w:pPr>
                 <w:r>
                   <w:rPr>
                     <w:rFonts w:ascii="Arial" w:hAnsi="Arial" w:cs="Arial"/>
                     <w:color w:val="000000"/>
-                    <w:sz w:val="20"/>
-                    <w:szCs w:val="20"/>
+                    <w:sz w:val="18"/>
+                    <w:szCs w:val="18"/>
                     <w:lang w:val="es-CL" w:eastAsia="es-CL"/>
                   </w:rPr>
                   <w:t>Escriba aquí</w:t>
@@ -10858,8 +10858,8 @@
             <w:rPr>
               <w:rFonts w:ascii="MS Gothic" w:hAnsi="MS Gothic" w:cs="MS Gothic" w:eastAsia="MS Gothic"/>
               <w:color w:val="000000"/>
-              <w:sz w:val="20"/>
-              <w:szCs w:val="20"/>
+              <w:sz w:val="18"/>
+              <w:szCs w:val="18"/>
             </w:rPr>
             <w:alias w:val="support_materials_continuity__si"/>
             <w:tag w:val="support_materials_continuity__si"/>
@@ -10885,8 +10885,8 @@
                   <w:rPr>
                     <w:rFonts w:ascii="MS Gothic" w:hAnsi="MS Gothic" w:cs="MS Gothic" w:eastAsia="MS Gothic"/>
                     <w:color w:val="000000"/>
-                    <w:sz w:val="20"/>
-                    <w:szCs w:val="20"/>
+                    <w:sz w:val="18"/>
+                    <w:szCs w:val="18"/>
                   </w:rPr>
                   <w:t>☐</w:t>
                 </w:r>
@@ -10899,8 +10899,8 @@
             <w:rPr>
               <w:rFonts w:ascii="MS Gothic" w:hAnsi="MS Gothic" w:cs="MS Gothic" w:eastAsia="MS Gothic"/>
               <w:color w:val="000000"/>
-              <w:sz w:val="20"/>
-              <w:szCs w:val="20"/>
+              <w:sz w:val="18"/>
+              <w:szCs w:val="18"/>
             </w:rPr>
             <w:alias w:val="support_materials_continuity__no"/>
             <w:tag w:val="support_materials_continuity__no"/>
@@ -10926,8 +10926,8 @@
                   <w:rPr>
                     <w:rFonts w:ascii="MS Gothic" w:hAnsi="MS Gothic" w:cs="MS Gothic" w:eastAsia="MS Gothic"/>
                     <w:color w:val="000000"/>
-                    <w:sz w:val="20"/>
-                    <w:szCs w:val="20"/>
+                    <w:sz w:val="18"/>
+                    <w:szCs w:val="18"/>
                   </w:rPr>
                   <w:t>☐</w:t>
                 </w:r>
@@ -10940,8 +10940,8 @@
             <w:rPr>
               <w:rFonts w:ascii="Arial" w:hAnsi="Arial" w:cs="Arial"/>
               <w:color w:val="000000"/>
-              <w:sz w:val="20"/>
-              <w:szCs w:val="20"/>
+              <w:sz w:val="18"/>
+              <w:szCs w:val="18"/>
             </w:rPr>
             <w:alias w:val="support_materials_observations"/>
             <w:tag w:val="support_materials_observations"/>
@@ -10963,16 +10963,16 @@
                   <w:rPr>
                     <w:rFonts w:ascii="Arial" w:hAnsi="Arial" w:cs="Arial"/>
                     <w:color w:val="000000"/>
-                    <w:sz w:val="20"/>
-                    <w:szCs w:val="20"/>
+                    <w:sz w:val="18"/>
+                    <w:szCs w:val="18"/>
                   </w:rPr>
                 </w:pPr>
                 <w:r>
                   <w:rPr>
                     <w:rFonts w:ascii="Arial" w:hAnsi="Arial" w:cs="Arial"/>
                     <w:color w:val="000000"/>
-                    <w:sz w:val="20"/>
-                    <w:szCs w:val="20"/>
+                    <w:sz w:val="18"/>
+                    <w:szCs w:val="18"/>
                     <w:lang w:val="es-CL" w:eastAsia="es-CL"/>
                   </w:rPr>
                   <w:t>Escriba aquí</w:t>
@@ -11018,8 +11018,8 @@
             <w:rPr>
               <w:rFonts w:ascii="Arial" w:hAnsi="Arial" w:cs="Arial"/>
               <w:color w:val="000000"/>
-              <w:sz w:val="20"/>
-              <w:szCs w:val="20"/>
+              <w:sz w:val="18"/>
+              <w:szCs w:val="18"/>
             </w:rPr>
             <w:alias w:val="support_organizational_specific"/>
             <w:tag w:val="support_organizational_specific"/>
@@ -11040,16 +11040,16 @@
                   <w:rPr>
                     <w:rFonts w:ascii="Arial" w:hAnsi="Arial" w:cs="Arial"/>
                     <w:color w:val="000000"/>
-                    <w:sz w:val="20"/>
-                    <w:szCs w:val="20"/>
+                    <w:sz w:val="18"/>
+                    <w:szCs w:val="18"/>
                   </w:rPr>
                 </w:pPr>
                 <w:r>
                   <w:rPr>
                     <w:rFonts w:ascii="Arial" w:hAnsi="Arial" w:cs="Arial"/>
                     <w:color w:val="000000"/>
-                    <w:sz w:val="20"/>
-                    <w:szCs w:val="20"/>
+                    <w:sz w:val="18"/>
+                    <w:szCs w:val="18"/>
                     <w:lang w:val="es-CL" w:eastAsia="es-CL"/>
                   </w:rPr>
                   <w:t>Escriba aquí</w:t>
@@ -11063,8 +11063,8 @@
             <w:rPr>
               <w:rFonts w:ascii="MS Gothic" w:hAnsi="MS Gothic" w:cs="MS Gothic" w:eastAsia="MS Gothic"/>
               <w:color w:val="000000"/>
-              <w:sz w:val="20"/>
-              <w:szCs w:val="20"/>
+              <w:sz w:val="18"/>
+              <w:szCs w:val="18"/>
             </w:rPr>
             <w:alias w:val="support_organizational_continuity__si"/>
             <w:tag w:val="support_organizational_continuity__si"/>
@@ -11090,8 +11090,8 @@
                   <w:rPr>
                     <w:rFonts w:ascii="MS Gothic" w:hAnsi="MS Gothic" w:cs="MS Gothic" w:eastAsia="MS Gothic"/>
                     <w:color w:val="000000"/>
-                    <w:sz w:val="20"/>
-                    <w:szCs w:val="20"/>
+                    <w:sz w:val="18"/>
+                    <w:szCs w:val="18"/>
                   </w:rPr>
                   <w:t>☐</w:t>
                 </w:r>
@@ -11104,8 +11104,8 @@
             <w:rPr>
               <w:rFonts w:ascii="MS Gothic" w:hAnsi="MS Gothic" w:cs="MS Gothic" w:eastAsia="MS Gothic"/>
               <w:color w:val="000000"/>
-              <w:sz w:val="20"/>
-              <w:szCs w:val="20"/>
+              <w:sz w:val="18"/>
+              <w:szCs w:val="18"/>
             </w:rPr>
             <w:alias w:val="support_organizational_continuity__no"/>
             <w:tag w:val="support_organizational_continuity__no"/>
@@ -11131,8 +11131,8 @@
                   <w:rPr>
                     <w:rFonts w:ascii="MS Gothic" w:hAnsi="MS Gothic" w:cs="MS Gothic" w:eastAsia="MS Gothic"/>
                     <w:color w:val="000000"/>
-                    <w:sz w:val="20"/>
-                    <w:szCs w:val="20"/>
+                    <w:sz w:val="18"/>
+                    <w:szCs w:val="18"/>
                   </w:rPr>
                   <w:t>☐</w:t>
                 </w:r>
@@ -11145,8 +11145,8 @@
             <w:rPr>
               <w:rFonts w:ascii="Arial" w:hAnsi="Arial" w:cs="Arial"/>
               <w:color w:val="000000"/>
-              <w:sz w:val="20"/>
-              <w:szCs w:val="20"/>
+              <w:sz w:val="18"/>
+              <w:szCs w:val="18"/>
             </w:rPr>
             <w:alias w:val="support_organizational_observations"/>
             <w:tag w:val="support_organizational_observations"/>
@@ -11168,16 +11168,16 @@
                   <w:rPr>
                     <w:rFonts w:ascii="Arial" w:hAnsi="Arial" w:cs="Arial"/>
                     <w:color w:val="000000"/>
-                    <w:sz w:val="20"/>
-                    <w:szCs w:val="20"/>
+                    <w:sz w:val="18"/>
+                    <w:szCs w:val="18"/>
                   </w:rPr>
                 </w:pPr>
                 <w:r>
                   <w:rPr>
                     <w:rFonts w:ascii="Arial" w:hAnsi="Arial" w:cs="Arial"/>
                     <w:color w:val="000000"/>
-                    <w:sz w:val="20"/>
-                    <w:szCs w:val="20"/>
+                    <w:sz w:val="18"/>
+                    <w:szCs w:val="18"/>
                     <w:lang w:val="es-CL" w:eastAsia="es-CL"/>
                   </w:rPr>
                   <w:t>Escriba aquí</w:t>
@@ -11223,8 +11223,8 @@
             <w:rPr>
               <w:rFonts w:ascii="Arial" w:hAnsi="Arial" w:cs="Arial"/>
               <w:color w:val="000000"/>
-              <w:sz w:val="20"/>
-              <w:szCs w:val="20"/>
+              <w:sz w:val="18"/>
+              <w:szCs w:val="18"/>
             </w:rPr>
             <w:alias w:val="support_family_specific"/>
             <w:tag w:val="support_family_specific"/>
@@ -11245,16 +11245,16 @@
                   <w:rPr>
                     <w:rFonts w:ascii="Arial" w:hAnsi="Arial" w:cs="Arial"/>
                     <w:color w:val="000000"/>
-                    <w:sz w:val="20"/>
-                    <w:szCs w:val="20"/>
+                    <w:sz w:val="18"/>
+                    <w:szCs w:val="18"/>
                   </w:rPr>
                 </w:pPr>
                 <w:r>
                   <w:rPr>
                     <w:rFonts w:ascii="Arial" w:hAnsi="Arial" w:cs="Arial"/>
                     <w:color w:val="000000"/>
-                    <w:sz w:val="20"/>
-                    <w:szCs w:val="20"/>
+                    <w:sz w:val="18"/>
+                    <w:szCs w:val="18"/>
                     <w:lang w:val="es-CL" w:eastAsia="es-CL"/>
                   </w:rPr>
                   <w:t>Escriba aquí</w:t>
@@ -11268,8 +11268,8 @@
             <w:rPr>
               <w:rFonts w:ascii="MS Gothic" w:hAnsi="MS Gothic" w:cs="MS Gothic" w:eastAsia="MS Gothic"/>
               <w:color w:val="000000"/>
-              <w:sz w:val="20"/>
-              <w:szCs w:val="20"/>
+              <w:sz w:val="18"/>
+              <w:szCs w:val="18"/>
             </w:rPr>
             <w:alias w:val="support_family_continuity__si"/>
             <w:tag w:val="support_family_continuity__si"/>
@@ -11295,8 +11295,8 @@
                   <w:rPr>
                     <w:rFonts w:ascii="MS Gothic" w:hAnsi="MS Gothic" w:cs="MS Gothic" w:eastAsia="MS Gothic"/>
                     <w:color w:val="000000"/>
-                    <w:sz w:val="20"/>
-                    <w:szCs w:val="20"/>
+                    <w:sz w:val="18"/>
+                    <w:szCs w:val="18"/>
                   </w:rPr>
                   <w:t>☐</w:t>
                 </w:r>
@@ -11309,8 +11309,8 @@
             <w:rPr>
               <w:rFonts w:ascii="MS Gothic" w:hAnsi="MS Gothic" w:cs="MS Gothic" w:eastAsia="MS Gothic"/>
               <w:color w:val="000000"/>
-              <w:sz w:val="20"/>
-              <w:szCs w:val="20"/>
+              <w:sz w:val="18"/>
+              <w:szCs w:val="18"/>
             </w:rPr>
             <w:alias w:val="support_family_continuity__no"/>
             <w:tag w:val="support_family_continuity__no"/>
@@ -11336,8 +11336,8 @@
                   <w:rPr>
                     <w:rFonts w:ascii="MS Gothic" w:hAnsi="MS Gothic" w:cs="MS Gothic" w:eastAsia="MS Gothic"/>
                     <w:color w:val="000000"/>
-                    <w:sz w:val="20"/>
-                    <w:szCs w:val="20"/>
+                    <w:sz w:val="18"/>
+                    <w:szCs w:val="18"/>
                   </w:rPr>
                   <w:t>☐</w:t>
                 </w:r>
@@ -11350,8 +11350,8 @@
             <w:rPr>
               <w:rFonts w:ascii="Arial" w:hAnsi="Arial" w:cs="Arial"/>
               <w:color w:val="000000"/>
-              <w:sz w:val="20"/>
-              <w:szCs w:val="20"/>
+              <w:sz w:val="18"/>
+              <w:szCs w:val="18"/>
             </w:rPr>
             <w:alias w:val="support_family_observations"/>
             <w:tag w:val="support_family_observations"/>
@@ -11373,16 +11373,16 @@
                   <w:rPr>
                     <w:rFonts w:ascii="Arial" w:hAnsi="Arial" w:cs="Arial"/>
                     <w:color w:val="000000"/>
-                    <w:sz w:val="20"/>
-                    <w:szCs w:val="20"/>
+                    <w:sz w:val="18"/>
+                    <w:szCs w:val="18"/>
                   </w:rPr>
                 </w:pPr>
                 <w:r>
                   <w:rPr>
                     <w:rFonts w:ascii="Arial" w:hAnsi="Arial" w:cs="Arial"/>
                     <w:color w:val="000000"/>
-                    <w:sz w:val="20"/>
-                    <w:szCs w:val="20"/>
+                    <w:sz w:val="18"/>
+                    <w:szCs w:val="18"/>
                     <w:lang w:val="es-CL" w:eastAsia="es-CL"/>
                   </w:rPr>
                   <w:t>Escriba aquí</w:t>
@@ -11480,8 +11480,8 @@
             <w:rPr>
               <w:rFonts w:ascii="Arial" w:hAnsi="Arial" w:cs="Arial"/>
               <w:color w:val="000000"/>
-              <w:sz w:val="20"/>
-              <w:szCs w:val="20"/>
+              <w:sz w:val="18"/>
+              <w:szCs w:val="18"/>
             </w:rPr>
             <w:alias w:val="support_other_specific"/>
             <w:tag w:val="support_other_specific"/>
@@ -11502,16 +11502,16 @@
                   <w:rPr>
                     <w:rFonts w:ascii="Arial" w:hAnsi="Arial" w:cs="Arial"/>
                     <w:color w:val="000000"/>
-                    <w:sz w:val="20"/>
-                    <w:szCs w:val="20"/>
+                    <w:sz w:val="18"/>
+                    <w:szCs w:val="18"/>
                   </w:rPr>
                 </w:pPr>
                 <w:r>
                   <w:rPr>
                     <w:rFonts w:ascii="Arial" w:hAnsi="Arial" w:cs="Arial"/>
                     <w:color w:val="000000"/>
-                    <w:sz w:val="20"/>
-                    <w:szCs w:val="20"/>
+                    <w:sz w:val="18"/>
+                    <w:szCs w:val="18"/>
                     <w:lang w:val="es-CL" w:eastAsia="es-CL"/>
                   </w:rPr>
                   <w:t>Escriba aquí</w:t>
@@ -11525,8 +11525,8 @@
             <w:rPr>
               <w:rFonts w:ascii="MS Gothic" w:hAnsi="MS Gothic" w:cs="MS Gothic" w:eastAsia="MS Gothic"/>
               <w:color w:val="000000"/>
-              <w:sz w:val="20"/>
-              <w:szCs w:val="20"/>
+              <w:sz w:val="18"/>
+              <w:szCs w:val="18"/>
             </w:rPr>
             <w:alias w:val="support_other_continuity__si"/>
             <w:tag w:val="support_other_continuity__si"/>
@@ -11552,8 +11552,8 @@
                   <w:rPr>
                     <w:rFonts w:ascii="MS Gothic" w:hAnsi="MS Gothic" w:cs="MS Gothic" w:eastAsia="MS Gothic"/>
                     <w:color w:val="000000"/>
-                    <w:sz w:val="20"/>
-                    <w:szCs w:val="20"/>
+                    <w:sz w:val="18"/>
+                    <w:szCs w:val="18"/>
                   </w:rPr>
                   <w:t>☐</w:t>
                 </w:r>
@@ -11566,8 +11566,8 @@
             <w:rPr>
               <w:rFonts w:ascii="MS Gothic" w:hAnsi="MS Gothic" w:cs="MS Gothic" w:eastAsia="MS Gothic"/>
               <w:color w:val="000000"/>
-              <w:sz w:val="20"/>
-              <w:szCs w:val="20"/>
+              <w:sz w:val="18"/>
+              <w:szCs w:val="18"/>
             </w:rPr>
             <w:alias w:val="support_other_continuity__no"/>
             <w:tag w:val="support_other_continuity__no"/>
@@ -11593,8 +11593,8 @@
                   <w:rPr>
                     <w:rFonts w:ascii="MS Gothic" w:hAnsi="MS Gothic" w:cs="MS Gothic" w:eastAsia="MS Gothic"/>
                     <w:color w:val="000000"/>
-                    <w:sz w:val="20"/>
-                    <w:szCs w:val="20"/>
+                    <w:sz w:val="18"/>
+                    <w:szCs w:val="18"/>
                   </w:rPr>
                   <w:t>☐</w:t>
                 </w:r>
@@ -11607,8 +11607,8 @@
             <w:rPr>
               <w:rFonts w:ascii="Arial" w:hAnsi="Arial" w:cs="Arial"/>
               <w:color w:val="000000"/>
-              <w:sz w:val="20"/>
-              <w:szCs w:val="20"/>
+              <w:sz w:val="18"/>
+              <w:szCs w:val="18"/>
             </w:rPr>
             <w:alias w:val="support_other_observations"/>
             <w:tag w:val="support_other_observations"/>
@@ -11630,16 +11630,16 @@
                   <w:rPr>
                     <w:rFonts w:ascii="Arial" w:hAnsi="Arial" w:cs="Arial"/>
                     <w:color w:val="000000"/>
-                    <w:sz w:val="20"/>
-                    <w:szCs w:val="20"/>
+                    <w:sz w:val="18"/>
+                    <w:szCs w:val="18"/>
                   </w:rPr>
                 </w:pPr>
                 <w:r>
                   <w:rPr>
                     <w:rFonts w:ascii="Arial" w:hAnsi="Arial" w:cs="Arial"/>
                     <w:color w:val="000000"/>
-                    <w:sz w:val="20"/>
-                    <w:szCs w:val="20"/>
+                    <w:sz w:val="18"/>
+                    <w:szCs w:val="18"/>
                     <w:lang w:val="es-CL" w:eastAsia="es-CL"/>
                   </w:rPr>
                   <w:t>Escriba aquí</w:t>
@@ -11894,8 +11894,8 @@
               <w:rFonts w:ascii="Arial" w:hAnsi="Arial" w:cs="Arial"/>
               <w:i/>
               <w:color w:val="000000"/>
-              <w:sz w:val="20"/>
-              <w:szCs w:val="20"/>
+              <w:sz w:val="18"/>
+              <w:szCs w:val="18"/>
             </w:rPr>
             <w:alias w:val="support_work_strategies"/>
             <w:tag w:val="support_work_strategies"/>
@@ -11917,16 +11917,16 @@
                     <w:rFonts w:ascii="Arial" w:hAnsi="Arial" w:cs="Arial"/>
                     <w:i/>
                     <w:color w:val="000000"/>
-                    <w:sz w:val="20"/>
-                    <w:szCs w:val="20"/>
+                    <w:sz w:val="18"/>
+                    <w:szCs w:val="18"/>
                   </w:rPr>
                 </w:pPr>
                 <w:r>
                   <w:rPr>
                     <w:rFonts w:ascii="Arial" w:hAnsi="Arial" w:cs="Arial"/>
                     <w:color w:val="000000"/>
-                    <w:sz w:val="20"/>
-                    <w:szCs w:val="20"/>
+                    <w:sz w:val="18"/>
+                    <w:szCs w:val="18"/>
                     <w:lang w:val="es-CL" w:eastAsia="es-CL"/>
                   </w:rPr>
                   <w:t>Escriba aquí</w:t>
@@ -11941,8 +11941,8 @@
               <w:rFonts w:ascii="Arial" w:hAnsi="Arial" w:cs="Arial"/>
               <w:i/>
               <w:color w:val="000000"/>
-              <w:sz w:val="20"/>
-              <w:szCs w:val="20"/>
+              <w:sz w:val="18"/>
+              <w:szCs w:val="18"/>
             </w:rPr>
             <w:alias w:val="support_family_strategies_effectiveness"/>
             <w:tag w:val="support_family_strategies_effectiveness"/>
@@ -11964,16 +11964,16 @@
                     <w:rFonts w:ascii="Arial" w:hAnsi="Arial" w:cs="Arial"/>
                     <w:i/>
                     <w:color w:val="000000"/>
-                    <w:sz w:val="20"/>
-                    <w:szCs w:val="20"/>
+                    <w:sz w:val="18"/>
+                    <w:szCs w:val="18"/>
                   </w:rPr>
                 </w:pPr>
                 <w:r>
                   <w:rPr>
                     <w:rFonts w:ascii="Arial" w:hAnsi="Arial" w:cs="Arial"/>
                     <w:color w:val="000000"/>
-                    <w:sz w:val="20"/>
-                    <w:szCs w:val="20"/>
+                    <w:sz w:val="18"/>
+                    <w:szCs w:val="18"/>
                     <w:lang w:val="es-CL" w:eastAsia="es-CL"/>
                   </w:rPr>
                   <w:t>Escriba aquí</w:t>
@@ -12100,8 +12100,8 @@
             <w:rPr>
               <w:rFonts w:ascii="Arial" w:hAnsi="Arial" w:cs="Arial"/>
               <w:color w:val="000000"/>
-              <w:sz w:val="20"/>
-              <w:szCs w:val="20"/>
+              <w:sz w:val="18"/>
+              <w:szCs w:val="18"/>
             </w:rPr>
             <w:alias w:val="support_new_needs_required"/>
             <w:tag w:val="support_new_needs_required"/>
@@ -12123,16 +12123,16 @@
                   <w:rPr>
                     <w:rFonts w:ascii="Arial" w:hAnsi="Arial" w:cs="Arial"/>
                     <w:color w:val="000000"/>
-                    <w:sz w:val="20"/>
-                    <w:szCs w:val="20"/>
+                    <w:sz w:val="18"/>
+                    <w:szCs w:val="18"/>
                   </w:rPr>
                 </w:pPr>
                 <w:r>
                   <w:rPr>
                     <w:rFonts w:ascii="Arial" w:hAnsi="Arial" w:cs="Arial"/>
                     <w:color w:val="000000"/>
-                    <w:sz w:val="20"/>
-                    <w:szCs w:val="20"/>
+                    <w:sz w:val="18"/>
+                    <w:szCs w:val="18"/>
                     <w:lang w:val="es-CL" w:eastAsia="es-CL"/>
                   </w:rPr>
                   <w:t>Escriba aquí</w:t>
@@ -12235,8 +12235,8 @@
             <w:rPr>
               <w:rFonts w:ascii="Arial" w:hAnsi="Arial" w:cs="Arial"/>
               <w:color w:val="000000"/>
-              <w:sz w:val="20"/>
-              <w:szCs w:val="20"/>
+              <w:sz w:val="18"/>
+              <w:szCs w:val="18"/>
             </w:rPr>
             <w:alias w:val="support_next_period_comments"/>
             <w:tag w:val="support_next_period_comments"/>
@@ -12259,16 +12259,16 @@
                   <w:rPr>
                     <w:rFonts w:ascii="Arial" w:hAnsi="Arial" w:cs="Arial"/>
                     <w:color w:val="000000"/>
-                    <w:sz w:val="20"/>
-                    <w:szCs w:val="20"/>
+                    <w:sz w:val="18"/>
+                    <w:szCs w:val="18"/>
                   </w:rPr>
                 </w:pPr>
                 <w:r>
                   <w:rPr>
                     <w:rFonts w:ascii="Arial" w:hAnsi="Arial" w:cs="Arial"/>
                     <w:color w:val="000000"/>
-                    <w:sz w:val="20"/>
-                    <w:szCs w:val="20"/>
+                    <w:sz w:val="18"/>
+                    <w:szCs w:val="18"/>
                     <w:lang w:val="es-CL" w:eastAsia="es-CL"/>
                   </w:rPr>
                   <w:t>Escriba aquí</w:t>

--- a/files/original_student_files/fur7_dv_formulario.docx
+++ b/files/original_student_files/fur7_dv_formulario.docx
@@ -1847,7 +1847,7 @@
       </w:tr>
       <w:tr>
         <w:trPr>
-          <w:trHeight w:hRule="atLeast" w:val="187"/>
+          <w:trHeight w:hRule="exact" w:val="187"/>
           <w:jc w:val="center"/>
         </w:trPr>
         <w:tc>
@@ -2125,7 +2125,7 @@
       </w:tr>
       <w:tr>
         <w:trPr>
-          <w:trHeight w:hRule="atLeast" w:val="187"/>
+          <w:trHeight w:hRule="exact" w:val="187"/>
           <w:jc w:val="center"/>
         </w:trPr>
         <w:tc>
@@ -2381,7 +2381,7 @@
       </w:tr>
       <w:tr>
         <w:trPr>
-          <w:trHeight w:hRule="atLeast" w:val="187"/>
+          <w:trHeight w:hRule="exact" w:val="187"/>
           <w:jc w:val="center"/>
         </w:trPr>
         <w:tc>
@@ -6058,7 +6058,7 @@
       </w:tblGrid>
       <w:tr>
         <w:trPr>
-          <w:trHeight w:hRule="atLeast" w:val="256"/>
+          <w:trHeight w:hRule="exact" w:val="256"/>
           <w:jc w:val="center"/>
         </w:trPr>
         <w:tc>
@@ -8515,7 +8515,7 @@
       </w:tblGrid>
       <w:tr>
         <w:trPr>
-          <w:trHeight w:hRule="atLeast" w:val="227"/>
+          <w:trHeight w:hRule="exact" w:val="227"/>
           <w:jc w:val="center"/>
         </w:trPr>
         <w:tc>
@@ -8558,7 +8558,7 @@
       </w:tr>
       <w:tr>
         <w:trPr>
-          <w:trHeight w:hRule="atLeast" w:val="215"/>
+          <w:trHeight w:hRule="exact" w:val="215"/>
           <w:jc w:val="center"/>
         </w:trPr>
         <w:tc>
